--- a/p7/submission/jibs_package/p7_capstone_vi.docx
+++ b/p7/submission/jibs_package/p7_capstone_vi.docx
@@ -2,7 +2,7 @@
 <file path=word/document.xml><?xml version="1.0" encoding="utf-8"?>
 <w:document xmlns:w="http://schemas.openxmlformats.org/wordprocessingml/2006/main" xmlns:m="http://schemas.openxmlformats.org/officeDocument/2006/math" xmlns:r="http://schemas.openxmlformats.org/officeDocument/2006/relationships" xmlns:o="urn:schemas-microsoft-com:office:office" xmlns:v="urn:schemas-microsoft-com:vml" xmlns:w10="urn:schemas-microsoft-com:office:word" xmlns:a="http://schemas.openxmlformats.org/drawingml/2006/main" xmlns:pic="http://schemas.openxmlformats.org/drawingml/2006/picture" xmlns:wp="http://schemas.openxmlformats.org/drawingml/2006/wordprocessingDrawing">
   <w:body>
-    <w:bookmarkStart w:id="80" w:name="Xd939fb7ebc3b693e204d9b25995438b635da76f"/>
+    <w:bookmarkStart w:id="54" w:name="Xd939fb7ebc3b693e204d9b25995438b635da76f"/>
     <w:p>
       <w:pPr>
         <w:pStyle w:val="Heading1"/>
@@ -226,7 +226,7 @@
         <w:pStyle w:val="Compact"/>
       </w:pPr>
       <w:r>
-        <w:t xml:space="preserve">Điểm ngưỡng TP dao động từ ~28% (Nhóm I, Advanced Innovation) đến ~55% (Nhóm V–VI, Frontier/SIDS).</w:t>
+        <w:t xml:space="preserve">Điểm ngưỡng TP dao động từ ~28% (Nhóm I, Advanced Innovation) đến ~55% (Nhóm V–VI, Emerging/SIDS).</w:t>
       </w:r>
     </w:p>
     <w:p>
@@ -237,7 +237,7 @@
       </w:r>
     </w:p>
     <w:bookmarkEnd w:id="21"/>
-    <w:bookmarkStart w:id="22" w:name="X8291021638e5c0ee7b47a0aaabc4b853f1da348"/>
+    <w:bookmarkStart w:id="22" w:name="giới-thiệu"/>
     <w:p>
       <w:pPr>
         <w:pStyle w:val="Heading2"/>
@@ -286,7 +286,7 @@
       </w:r>
     </w:p>
     <w:bookmarkEnd w:id="22"/>
-    <w:bookmarkStart w:id="29" w:name="Xfa688218e28e701d32bf8234b2f10651ad79e1f"/>
+    <w:bookmarkStart w:id="29" w:name="khung-lý-thuyết-và-giả-thuyết"/>
     <w:p>
       <w:pPr>
         <w:pStyle w:val="Heading2"/>
@@ -295,7 +295,7 @@
         <w:t xml:space="preserve">2. Khung Lý Thuyết và Giả Thuyết</w:t>
       </w:r>
     </w:p>
-    <w:bookmarkStart w:id="23" w:name="Xf0b9c758a18c174edf2c063806c0fe85dea612d"/>
+    <w:bookmarkStart w:id="23" w:name="nền-tảng-lý-thuyết"/>
     <w:p>
       <w:pPr>
         <w:pStyle w:val="Heading3"/>
@@ -313,7 +313,7 @@
       </w:r>
     </w:p>
     <w:bookmarkEnd w:id="23"/>
-    <w:bookmarkStart w:id="24" w:name="X2b61a2c0e5256203853e9c5c7735124bc22af0b"/>
+    <w:bookmarkStart w:id="24" w:name="mối-quan-hệ-ip-phi-tuyến-h1"/>
     <w:p>
       <w:pPr>
         <w:pStyle w:val="Heading3"/>
@@ -327,7 +327,7 @@
         <w:pStyle w:val="FirstParagraph"/>
       </w:pPr>
       <w:r>
-        <w:t xml:space="preserve">Contractor et al. (2003) hình thức hóa giả thuyết đường cong S ba giai đoạn: giai đoạn quốc tế hóa sớm chịu chi phí gia nhập cố định làm giảm hiệu quả; giai đoạn quốc tế hóa trung gian mang lại lợi ích học hỏi và kinh tế quy mô; giai đoạn quốc tế hóa cao có thể lại áp đặt chi phí phối hợp và chi phí đại diện. Về mặt thực nghiệm, tuy nhiên, dữ liệu ủng hộ nhất quán hơn cho hình chữ U ngược, một trường hợp đặc biệt trong đó giai đoạn thứ ba không xuất hiện ở các mức độ cường độ xuất khẩu thường quan sát được trong dữ liệu WBES của các nền kinh tế đang phát triển (Gomes &amp; Ramaswamy, 1999; Lu &amp; Beamish, 2004).</w:t>
+        <w:t xml:space="preserve">Contractor et al. (2003) hình thức hóa giả thuyết đường cong S ba giai đoạn: giai đoạn quốc tế hóa sớm chịu chi phí gia nhập cố định làm giảm hiệu quả; giai đoạn quốc tế hóa trung gian mang lại lợi ích học hỏi và kinh tế quy mô; giai đoạn quốc tế hóa cao có thể lại áp đặt chi phí phối hợp và chi phí đại diện. Về mặt thực nghiệm, tuy nhiên, dữ liệu ủng hộ nhất quán hơn cho hình chữ U ngược, một trường hợp đặc biệt trong đó giai đoạn thứ ba không xuất hiện ở các mức độ cường độ xuất khẩu thường quan sát được trong dữ liệu WBES của các nền kinh tế đang phát triển (Gomes &amp; Ramaswamy, 1999; Lu &amp; Beamish, 2004).</w:t>
       </w:r>
     </w:p>
     <w:p>
@@ -357,7 +357,7 @@
       </w:r>
     </w:p>
     <w:bookmarkEnd w:id="24"/>
-    <w:bookmarkStart w:id="25" w:name="X1357cdf98c5bb0f71cc7d1b83c2965e638ffe33"/>
+    <w:bookmarkStart w:id="25" w:name="Xec8ffd2c658d82734d410bbc671835334363fd1"/>
     <w:p>
       <w:pPr>
         <w:pStyle w:val="Heading3"/>
@@ -414,7 +414,7 @@
       </w:r>
     </w:p>
     <w:bookmarkEnd w:id="25"/>
-    <w:bookmarkStart w:id="26" w:name="X5910d99037b244b4822bfa563b9e627a3df0793"/>
+    <w:bookmarkStart w:id="26" w:name="X6380d46431dc6762b549659e56c3569e6e53fc5"/>
     <w:p>
       <w:pPr>
         <w:pStyle w:val="Heading3"/>
@@ -450,7 +450,7 @@
       </w:r>
     </w:p>
     <w:bookmarkEnd w:id="26"/>
-    <w:bookmarkStart w:id="27" w:name="X0885e8cb441548567aa26560bfa772dfc707e48"/>
+    <w:bookmarkStart w:id="27" w:name="đặc-điểm-nhà-quản-lý-h4"/>
     <w:p>
       <w:pPr>
         <w:pStyle w:val="Heading3"/>
@@ -486,7 +486,7 @@
       </w:r>
     </w:p>
     <w:bookmarkEnd w:id="27"/>
-    <w:bookmarkStart w:id="28" w:name="Xe8806808f6bc97c98ffb475935bfe7b93d7ba0c"/>
+    <w:bookmarkStart w:id="28" w:name="Xda5ccd130a1ced1c2a271a7946a41a28b9e481e"/>
     <w:p>
       <w:pPr>
         <w:pStyle w:val="Heading3"/>
@@ -538,7 +538,7 @@
     </w:p>
     <w:bookmarkEnd w:id="28"/>
     <w:bookmarkEnd w:id="29"/>
-    <w:bookmarkStart w:id="34" w:name="X04a517dd5a14ea73a401e4e8e76b17647fe8cfb"/>
+    <w:bookmarkStart w:id="34" w:name="dữ-liệu-và-phương-pháp"/>
     <w:p>
       <w:pPr>
         <w:pStyle w:val="Heading2"/>
@@ -547,7 +547,7 @@
         <w:t xml:space="preserve">3. Dữ Liệu và Phương Pháp</w:t>
       </w:r>
     </w:p>
-    <w:bookmarkStart w:id="30" w:name="X84ced60e62ea90934832891098abf01a4d917e5"/>
+    <w:bookmarkStart w:id="30" w:name="nguồn-dữ-liệu"/>
     <w:p>
       <w:pPr>
         <w:pStyle w:val="Heading3"/>
@@ -573,7 +573,7 @@
       </w:r>
     </w:p>
     <w:bookmarkEnd w:id="30"/>
-    <w:bookmarkStart w:id="31" w:name="X4adda76bac506973b30600af8334eb2d936b64d"/>
+    <w:bookmarkStart w:id="31" w:name="các-biến-số"/>
     <w:p>
       <w:pPr>
         <w:pStyle w:val="Heading3"/>
@@ -709,7 +709,7 @@
       </w:r>
     </w:p>
     <w:bookmarkEnd w:id="31"/>
-    <w:bookmarkStart w:id="32" w:name="X7bb3fee78b87f48d0c2473c5ced53c572ee4cbc"/>
+    <w:bookmarkStart w:id="32" w:name="chiến-lược-ước-lượng"/>
     <w:p>
       <w:pPr>
         <w:pStyle w:val="Heading3"/>
@@ -743,7 +743,7 @@
       </w:r>
     </w:p>
     <w:bookmarkEnd w:id="32"/>
-    <w:bookmarkStart w:id="33" w:name="Xae8378676e5b2087f2c831a0063b0189cd3c5f5"/>
+    <w:bookmarkStart w:id="33" w:name="quy-mô-mẫu"/>
     <w:p>
       <w:pPr>
         <w:pStyle w:val="Heading3"/>
@@ -769,7 +769,7 @@
     </w:p>
     <w:bookmarkEnd w:id="33"/>
     <w:bookmarkEnd w:id="34"/>
-    <w:bookmarkStart w:id="42" w:name="Xc1528237297c4ce8999628372a6b48494fd6214"/>
+    <w:bookmarkStart w:id="42" w:name="kết-quả"/>
     <w:p>
       <w:pPr>
         <w:pStyle w:val="Heading2"/>
@@ -778,7 +778,7 @@
         <w:t xml:space="preserve">4. Kết Quả</w:t>
       </w:r>
     </w:p>
-    <w:bookmarkStart w:id="35" w:name="X270692b7fb857c24731b5eb1b9637ba60d98ddf"/>
+    <w:bookmarkStart w:id="35" w:name="thống-kê-mô-tả-và-tương-quan"/>
     <w:p>
       <w:pPr>
         <w:pStyle w:val="Heading3"/>
@@ -796,7 +796,7 @@
       </w:r>
     </w:p>
     <w:bookmarkEnd w:id="35"/>
-    <w:bookmarkStart w:id="36" w:name="Xafda91cb974abd90eed7de818c67b363cb2aa12"/>
+    <w:bookmarkStart w:id="36" w:name="tác-động-chính-hình-chữ-u-ngược-h1"/>
     <w:p>
       <w:pPr>
         <w:pStyle w:val="Heading3"/>
@@ -844,7 +844,7 @@
       </w:r>
     </w:p>
     <w:bookmarkEnd w:id="36"/>
-    <w:bookmarkStart w:id="37" w:name="X53c589b4d33e29a73a0daf35256d2e91a862d65"/>
+    <w:bookmarkStart w:id="37" w:name="điều-tiết-của-năng-lực-công-nghệ-h2"/>
     <w:p>
       <w:pPr>
         <w:pStyle w:val="Heading3"/>
@@ -936,7 +936,7 @@
       </w:r>
     </w:p>
     <w:bookmarkEnd w:id="37"/>
-    <w:bookmarkStart w:id="38" w:name="X8e61cb906979617b5dc32b886e41f775d7b1ed7"/>
+    <w:bookmarkStart w:id="38" w:name="điều-tiết-của-áp-dụng-số-h3"/>
     <w:p>
       <w:pPr>
         <w:pStyle w:val="Heading3"/>
@@ -962,105 +962,27 @@
         <w:pStyle w:val="BodyText"/>
       </w:pPr>
       <w:r>
-        <w:t xml:space="preserve">Khi DAI được thêm vào M7, tác động chính của DAI là dương tính và có ý nghĩa thống kê (β = +0, 155, p &lt;, 001), nhất quán với phần bù hiệu quả khoảng 17% cho các doanh nghiệp hoạt động số (exp(0, 155) − 1 ≈ 17%). Đáng chú ý là cả hai số hạng tương tác DAI đều có ý nghĩa thống kê trong M8: FSTS×DAI = −0, 614 (p &lt;, 001, ***) và FSTS²×DAI = +0, 766 (p =, 001, **). Mẫu tương tác, FSTS×DAI âm tính và FSTS²×DAI dương tính, có nghĩa là các doanh nghiệp DAI cao trải nghiệm đường cong I–P phẳng hơn, dịch chuyển: tăng trưởng năng suất thấp hơn trên mỗi đơn vị FSTS ở mức cường độ xuất khẩu thấp (chi phí áp dụng chìm, hoặc lựa chọn của các doanh nghiệp bị ràng buộc về năng suất vào áp dụng số), nhưng suy giảm hiệu quả nhỏ hơn đáng kể ở mức FSTS cao (hạ tầng số hỗ trợ phối hợp xuyên biên giới ở quy mô). Kết quả này mạnh hơn trong M9 với biến kiểm soát nhà quản lý: FSTS×DAI = −0, 780 (p &lt;, 001, ***) và FSTS²×DAI = +0, 994 (p &lt;, 001, ***). Hình chữ U ngược được duy trì trong cả hai đặc tả (M8: TP = 33, 8%; M9: TP = 36, 1%).</w:t>
-      </w:r>
-    </w:p>
-    <w:p>
-      <w:pPr>
-        <w:pStyle w:val="BodyText"/>
-      </w:pPr>
+        <w:t xml:space="preserve">Khi DAI được thêm vào M7, tác động chính của DAI là dương tính và có ý nghĩa thống kê (β = +0, 155, p &lt;, 001), nhất quán với phần bù hiệu quả khoảng 17% cho các doanh nghiệp hoạt động số (exp(0, 155) − 1 ≈ 17%). Đáng chú ý là cả hai số hạng tương tác DAI đều có ý nghĩa thống kê trong M8: FSTS×DAI = −0, 614 (p &lt;, 001,</w:t>
+      </w:r>
+      <w:r>
+        <w:t xml:space="preserve"> </w:t>
+      </w:r>
       <w:r>
         <w:rPr>
           <w:bCs/>
           <w:b/>
-        </w:rPr>
-        <w:t xml:space="preserve">H3 được ủng hộ.</w:t>
-      </w:r>
-      <w:r>
-        <w:t xml:space="preserve"> </w:t>
-      </w:r>
-      <w:r>
-        <w:t xml:space="preserve">DAI nâng cao hiệu quả doanh nghiệp khoảng 16% và định hình lại đáng kể đường cong I–P, nén nhánh lên và giảm nhẹ suy giảm hiệu quả ở mức FSTS cao, ngay cả trước khi kiểm soát đặc điểm nhà quản lý. Đây là phát hiện điều tiết năng lực chính của nghiên cứu.</w:t>
-      </w:r>
-    </w:p>
-    <w:bookmarkEnd w:id="38"/>
-    <w:bookmarkStart w:id="39" w:name="X62e6337d2353a0d2bc94272c24cf2aa1a69f676"/>
-    <w:p>
-      <w:pPr>
-        <w:pStyle w:val="Heading3"/>
-      </w:pPr>
-      <w:r>
-        <w:t xml:space="preserve">4.5 Đặc Điểm Nhà Quản Lý (H4)</w:t>
-      </w:r>
-    </w:p>
-    <w:p>
-      <w:pPr>
-        <w:pStyle w:val="FirstParagraph"/>
-      </w:pPr>
-      <w:r>
-        <w:rPr>
           <w:iCs/>
           <w:i/>
         </w:rPr>
-        <w:t xml:space="preserve">Bảng 2, Mô hình M9.</w:t>
-      </w:r>
-    </w:p>
-    <w:p>
-      <w:pPr>
-        <w:pStyle w:val="BodyText"/>
-      </w:pPr>
-      <w:r>
-        <w:t xml:space="preserve">Kinh nghiệm nhà quản lý (β = +0, 007, p =, 026) và nhà quản lý nữ cấp cao (β = +0, 185, p &lt;, 001) đều nâng cao hiệu quả doanh nghiệp độc lập với FSTS trong M9. Hiệu ứng kinh nghiệm ngụ ý khoảng 0, 7% năng suất lao động cao hơn trên mỗi năm kinh nghiệm ngành bổ sung; hiệu ứng nhà quản lý nữ cấp cao ngụ ý khoảng 20% phần bù hiệu quả (exp(0, 185) − 1 ≈ 20%). Tương tác FSTS×kinh_nghiệm_nhà_quản_lý không có ý nghĩa thống kê trong M9 (β = −0, 012, p =, 133), nhưng đạt p =, 053 trong M11 (β = −0, 019, †), gợi ý rằng trong đặc tả đầy đủ, các nhà quản lý có kinh nghiệm hơn điều hướng tốt hơn các thách thức phối hợp FSTS cao (tương tác âm tính = suy giảm hiệu quả nhỏ hơn trên điểm ngưỡng).</w:t>
-      </w:r>
-    </w:p>
-    <w:p>
-      <w:pPr>
-        <w:pStyle w:val="BodyText"/>
-      </w:pPr>
+        <w:t xml:space="preserve">) và FSTS²×DAI = +0, 766 (p =, 001,</w:t>
+      </w:r>
       <w:r>
         <w:rPr>
           <w:bCs/>
           <w:b/>
-        </w:rPr>
-        <w:t xml:space="preserve">H4 được ủng hộ một phần.</w:t>
-      </w:r>
-      <w:r>
-        <w:t xml:space="preserve"> </w:t>
-      </w:r>
-      <w:r>
-        <w:t xml:space="preserve">Kinh nghiệm nhà quản lý cấp cao và quản lý nữ cải thiện hiệu quả doanh nghiệp (xác nhận hiệu ứng mức độ). Hiệu ứng điều tiết đường cong của kinh nghiệm nhà quản lý hiện diện ở mức ranh giới trong M11 nhưng vắng mặt trong M9; chúng tôi giải thích đây là phát hiện thứ cấp cần tái hiện.</w:t>
-      </w:r>
-    </w:p>
-    <w:bookmarkEnd w:id="39"/>
-    <w:bookmarkStart w:id="40" w:name="X7a24195941cbfd40f0a617f76e0750201220859"/>
-    <w:p>
-      <w:pPr>
-        <w:pStyle w:val="Heading3"/>
-      </w:pPr>
-      <w:r>
-        <w:t xml:space="preserve">4.6 Điều Tiết của Chế Độ Thể Chế (H5)</w:t>
-      </w:r>
-    </w:p>
-    <w:p>
-      <w:pPr>
-        <w:pStyle w:val="FirstParagraph"/>
-      </w:pPr>
-      <w:r>
-        <w:rPr>
           <w:iCs/>
           <w:i/>
         </w:rPr>
-        <w:t xml:space="preserve">Bảng 2, Mô hình M10.</w:t>
-      </w:r>
-    </w:p>
-    <w:p>
-      <w:pPr>
-        <w:pStyle w:val="BodyText"/>
-      </w:pPr>
-      <w:r>
-        <w:t xml:space="preserve">Tác động chính nhóm ICRV (β = +0, 763, p &lt;, 001) cho thấy, khi kiểm soát TCI, DAI và đặc điểm doanh nghiệp, mỗi bậc tiến lên thang đo ICRV (từ Nhóm I đến Nhóm VI, tức từ thể chế mạnh hơn đến yếu hơn) tương quan với mức năng suất lao động cao hơn khoảng 115% (exp(0, 763) − 1 ≈ 115%). Hệ số ICRV</w:t>
-      </w:r>
-      <w:r>
         <w:t xml:space="preserve"> </w:t>
       </w:r>
       <w:r>
@@ -1068,32 +990,162 @@
           <w:iCs/>
           <w:i/>
         </w:rPr>
-        <w:t xml:space="preserve">dương tính</w:t>
-      </w:r>
-      <w:r>
-        <w:t xml:space="preserve"> </w:t>
-      </w:r>
-      <w:r>
-        <w:t xml:space="preserve">phản trực giác này phản ánh rằng doanh số-trên-mỗi-lao-động danh nghĩa cao hơn ở các nền kinh tế có mức giá thấp hơn (điển hình của các nền kinh tế tiên phong/đang nổi), và FE quốc gia-năm không được đưa vào M10 để bảo tồn chế độ thể chế như nhân tố điều tiết trọng tâm.</w:t>
-      </w:r>
-    </w:p>
-    <w:p>
-      <w:pPr>
-        <w:pStyle w:val="BodyText"/>
-      </w:pPr>
-      <w:r>
-        <w:t xml:space="preserve">Liên quan hơn cho H5 là các số hạng tương tác: FSTS×ICRV (β = +1, 762, p &lt;, 001) và FSTS²×ICRV (β = −2, 746, p &lt;, 001). Điều này cho thấy độ dốc lên của đường cong I–P dốc hơn ở các nền kinh tế thể chế yếu hơn (nhóm ICRV cao hơn), nhưng độ dốc xuống cũng vậy, có nghĩa là đỉnh của hình chữ U ngược xảy ra ở mức cường độ xuất khẩu thấp hơn trong các nền kinh tế thể chế mạnh hơn (số ICRV thấp hơn) và rõ ràng hơn trong các nền kinh tế thể chế yếu hơn. Phân tách theo nhóm ICRV: với các nền kinh tế Nhóm I (Advanced Innovation, Đổi mới tiên tiến), điểm ngưỡng ước tính là khoảng 28%; với Nhóm V–VI (Frontier/SIDS, Tiên phong/Quốc đảo Nhỏ), điểm ngưỡng ước tính là khoảng 55%. Mẫu này nhất quán với các doanh nghiệp trong các nền kinh tế thể chế tiên tiến thu hồi chi phí quốc tế hóa ở mức cường độ xuất khẩu thấp hơn, trong khi các doanh nghiệp trong môi trường thể chế yếu hơn cần cam kết xuất khẩu lớn hơn để đạt đỉnh hiệu quả.</w:t>
-      </w:r>
-    </w:p>
-    <w:p>
-      <w:pPr>
-        <w:pStyle w:val="BodyText"/>
-      </w:pPr>
+        <w:t xml:space="preserve">). Mẫu tương tác, FSTS×DAI âm tính và FSTS²×DAI dương tính, có nghĩa là các doanh nghiệp DAI cao trải nghiệm đường cong I–P phẳng hơn, dịch chuyển: tăng trưởng năng suất thấp hơn trên mỗi đơn vị FSTS ở mức cường độ xuất khẩu thấp (chi phí áp dụng chìm, hoặc lựa chọn của các doanh nghiệp bị ràng buộc về năng suất vào áp dụng số), nhưng suy giảm hiệu quả nhỏ hơn đáng kể ở mức FSTS cao (hạ tầng số hỗ trợ phối hợp xuyên biên giới ở quy mô). Kết quả này mạnh hơn trong M9 với biến kiểm soát nhà quản lý: FSTS×DAI = −0, 780 (p &lt;, 001,</w:t>
+      </w:r>
+      <w:r>
+        <w:rPr>
+          <w:iCs/>
+          <w:i/>
+        </w:rPr>
+        <w:t xml:space="preserve"> </w:t>
+      </w:r>
       <w:r>
         <w:rPr>
           <w:bCs/>
           <w:b/>
         </w:rPr>
+        <w:t xml:space="preserve">) và FSTS²×DAI = +0, 994 (p &lt;, 001,</w:t>
+      </w:r>
+      <w:r>
+        <w:rPr>
+          <w:bCs/>
+          <w:b/>
+        </w:rPr>
+        <w:t xml:space="preserve"> </w:t>
+      </w:r>
+      <w:r>
+        <w:t xml:space="preserve">*). Hình chữ U ngược được duy trì trong cả hai đặc tả (M8: TP = 33, 8%; M9: TP = 36, 1%).</w:t>
+      </w:r>
+    </w:p>
+    <w:p>
+      <w:pPr>
+        <w:pStyle w:val="BodyText"/>
+      </w:pPr>
+      <w:r>
+        <w:rPr>
+          <w:bCs/>
+          <w:b/>
+        </w:rPr>
+        <w:t xml:space="preserve">H3 được ủng hộ.</w:t>
+      </w:r>
+      <w:r>
+        <w:t xml:space="preserve"> </w:t>
+      </w:r>
+      <w:r>
+        <w:t xml:space="preserve">DAI nâng cao hiệu quả doanh nghiệp khoảng 16% và định hình lại đáng kể đường cong I–P, nén nhánh lên và giảm nhẹ suy giảm hiệu quả ở mức FSTS cao, ngay cả trước khi kiểm soát đặc điểm nhà quản lý. Đây là phát hiện điều tiết năng lực chính của nghiên cứu.</w:t>
+      </w:r>
+    </w:p>
+    <w:bookmarkEnd w:id="38"/>
+    <w:bookmarkStart w:id="39" w:name="đặc-điểm-nhà-quản-lý-h4-1"/>
+    <w:p>
+      <w:pPr>
+        <w:pStyle w:val="Heading3"/>
+      </w:pPr>
+      <w:r>
+        <w:t xml:space="preserve">4.5 Đặc Điểm Nhà Quản Lý (H4)</w:t>
+      </w:r>
+    </w:p>
+    <w:p>
+      <w:pPr>
+        <w:pStyle w:val="FirstParagraph"/>
+      </w:pPr>
+      <w:r>
+        <w:rPr>
+          <w:iCs/>
+          <w:i/>
+        </w:rPr>
+        <w:t xml:space="preserve">Bảng 2, Mô hình M9.</w:t>
+      </w:r>
+    </w:p>
+    <w:p>
+      <w:pPr>
+        <w:pStyle w:val="BodyText"/>
+      </w:pPr>
+      <w:r>
+        <w:t xml:space="preserve">Kinh nghiệm nhà quản lý (β = +0, 007, p =, 026) và nhà quản lý nữ cấp cao (β = +0, 185, p &lt;, 001) đều nâng cao hiệu quả doanh nghiệp độc lập với FSTS trong M9. Hiệu ứng kinh nghiệm ngụ ý khoảng 0, 7% năng suất lao động cao hơn trên mỗi năm kinh nghiệm ngành bổ sung; hiệu ứng nhà quản lý nữ cấp cao ngụ ý khoảng 20% phần bù hiệu quả (exp(0, 185) − 1 ≈ 20%). Tương tác FSTS×kinh_nghiệm_nhà_quản_lý không có ý nghĩa thống kê trong M9 (β = −0, 012, p =, 133), nhưng đạt p =, 053 trong M11 (β = −0, 019, †), gợi ý rằng trong đặc tả đầy đủ, các nhà quản lý có kinh nghiệm hơn điều hướng tốt hơn các thách thức phối hợp FSTS cao (tương tác âm tính = suy giảm hiệu quả nhỏ hơn trên điểm ngưỡng).</w:t>
+      </w:r>
+    </w:p>
+    <w:p>
+      <w:pPr>
+        <w:pStyle w:val="BodyText"/>
+      </w:pPr>
+      <w:r>
+        <w:rPr>
+          <w:bCs/>
+          <w:b/>
+        </w:rPr>
+        <w:t xml:space="preserve">H4 được ủng hộ một phần.</w:t>
+      </w:r>
+      <w:r>
+        <w:t xml:space="preserve"> </w:t>
+      </w:r>
+      <w:r>
+        <w:t xml:space="preserve">Kinh nghiệm nhà quản lý cấp cao và quản lý nữ cải thiện hiệu quả doanh nghiệp (xác nhận hiệu ứng mức độ). Hiệu ứng điều tiết đường cong của kinh nghiệm nhà quản lý hiện diện ở mức ranh giới trong M11 nhưng vắng mặt trong M9; chúng tôi giải thích đây là phát hiện thứ cấp cần tái hiện.</w:t>
+      </w:r>
+    </w:p>
+    <w:bookmarkEnd w:id="39"/>
+    <w:bookmarkStart w:id="40" w:name="điều-tiết-của-chế-độ-thể-chế-h5"/>
+    <w:p>
+      <w:pPr>
+        <w:pStyle w:val="Heading3"/>
+      </w:pPr>
+      <w:r>
+        <w:t xml:space="preserve">4.6 Điều Tiết của Chế Độ Thể Chế (H5)</w:t>
+      </w:r>
+    </w:p>
+    <w:p>
+      <w:pPr>
+        <w:pStyle w:val="FirstParagraph"/>
+      </w:pPr>
+      <w:r>
+        <w:rPr>
+          <w:iCs/>
+          <w:i/>
+        </w:rPr>
+        <w:t xml:space="preserve">Bảng 2, Mô hình M10.</w:t>
+      </w:r>
+    </w:p>
+    <w:p>
+      <w:pPr>
+        <w:pStyle w:val="BodyText"/>
+      </w:pPr>
+      <w:r>
+        <w:t xml:space="preserve">Tác động chính nhóm ICRV (β = +0, 763, p &lt;, 001) cho thấy, khi kiểm soát TCI, DAI và đặc điểm doanh nghiệp, mỗi bậc tiến lên thang đo ICRV (từ Nhóm I đến Nhóm VI, tức từ thể chế mạnh hơn đến yếu hơn) tương quan với mức năng suất lao động cao hơn khoảng 115% (exp(0, 763) − 1 ≈ 115%). Hệ số ICRV</w:t>
+      </w:r>
+      <w:r>
+        <w:t xml:space="preserve"> </w:t>
+      </w:r>
+      <w:r>
+        <w:rPr>
+          <w:iCs/>
+          <w:i/>
+        </w:rPr>
+        <w:t xml:space="preserve">dương tính</w:t>
+      </w:r>
+      <w:r>
+        <w:t xml:space="preserve"> </w:t>
+      </w:r>
+      <w:r>
+        <w:t xml:space="preserve">phản trực giác này phản ánh rằng doanh số-trên-mỗi-lao-động danh nghĩa cao hơn ở các nền kinh tế có mức giá thấp hơn (điển hình của các nền kinh tế tiên phong/đang nổi), và FE quốc gia-năm không được đưa vào M10 để bảo tồn chế độ thể chế như nhân tố điều tiết trọng tâm.</w:t>
+      </w:r>
+    </w:p>
+    <w:p>
+      <w:pPr>
+        <w:pStyle w:val="BodyText"/>
+      </w:pPr>
+      <w:r>
+        <w:t xml:space="preserve">Liên quan hơn cho H5 là các số hạng tương tác: FSTS×ICRV (β = +1, 762, p &lt;, 001) và FSTS²×ICRV (β = −2, 746, p &lt;, 001). Điều này cho thấy độ dốc lên của đường cong I–P dốc hơn ở các nền kinh tế thể chế yếu hơn (nhóm ICRV cao hơn), nhưng độ dốc xuống cũng vậy, có nghĩa là đỉnh của hình chữ U ngược xảy ra ở mức cường độ xuất khẩu thấp hơn trong các nền kinh tế thể chế mạnh hơn (số ICRV thấp hơn) và rõ ràng hơn trong các nền kinh tế thể chế yếu hơn. Phân tách theo nhóm ICRV: với các nền kinh tế Nhóm I (Advanced Innovation, Đổi mới tiên tiến), điểm ngưỡng ước tính là khoảng 28%; với Nhóm V–VI (Emerging/SIDS, Mới nổi/Quốc đảo Nhỏ), điểm ngưỡng ước tính là khoảng 55%. Mẫu này nhất quán với các doanh nghiệp trong các nền kinh tế thể chế tiên tiến thu hồi chi phí quốc tế hóa ở mức cường độ xuất khẩu thấp hơn, trong khi các doanh nghiệp trong môi trường thể chế yếu hơn cần cam kết xuất khẩu lớn hơn để đạt đỉnh hiệu quả.</w:t>
+      </w:r>
+    </w:p>
+    <w:p>
+      <w:pPr>
+        <w:pStyle w:val="BodyText"/>
+      </w:pPr>
+      <w:r>
+        <w:rPr>
+          <w:bCs/>
+          <w:b/>
+        </w:rPr>
         <w:t xml:space="preserve">H5 được ủng hộ.</w:t>
       </w:r>
       <w:r>
@@ -1104,7 +1156,7 @@
       </w:r>
     </w:p>
     <w:bookmarkEnd w:id="40"/>
-    <w:bookmarkStart w:id="41" w:name="Xf02a6301555d1cf183f39fea0af0e1c0f2e5346"/>
+    <w:bookmarkStart w:id="41" w:name="điều-tiết-ba-chiều-đầy-đủ-h7-p7"/>
     <w:p>
       <w:pPr>
         <w:pStyle w:val="Heading3"/>
@@ -1168,7 +1220,7 @@
     </w:p>
     <w:bookmarkEnd w:id="41"/>
     <w:bookmarkEnd w:id="42"/>
-    <w:bookmarkStart w:id="48" w:name="X3923f9545aa9c992e02ccb4472a40e02686b4e2"/>
+    <w:bookmarkStart w:id="48" w:name="thảo-luận"/>
     <w:p>
       <w:pPr>
         <w:pStyle w:val="Heading2"/>
@@ -1177,7 +1229,7 @@
         <w:t xml:space="preserve">5. Thảo Luận</w:t>
       </w:r>
     </w:p>
-    <w:bookmarkStart w:id="43" w:name="X52a456ff741b3aa636123e3e3d4e965f1904974"/>
+    <w:bookmarkStart w:id="43" w:name="Xbca7393d1dccf37b24923e17b97f7f766e76c8b"/>
     <w:p>
       <w:pPr>
         <w:pStyle w:val="Heading3"/>
@@ -1195,7 +1247,7 @@
       </w:r>
     </w:p>
     <w:bookmarkEnd w:id="43"/>
-    <w:bookmarkStart w:id="44" w:name="Xd51eb374dfcd7d71a0b4c49daadfb7b6168cd93"/>
+    <w:bookmarkStart w:id="44" w:name="Xcf35da8639c9a7ca5df7fc006bb821baef68043"/>
     <w:p>
       <w:pPr>
         <w:pStyle w:val="Heading3"/>
@@ -1213,7 +1265,7 @@
       </w:r>
     </w:p>
     <w:bookmarkEnd w:id="44"/>
-    <w:bookmarkStart w:id="45" w:name="X97d3aad815c0c774f5983afb9841b2729632868"/>
+    <w:bookmarkStart w:id="45" w:name="áp-dụng-số-và-tính-bổ-sung-thể-chế"/>
     <w:p>
       <w:pPr>
         <w:pStyle w:val="Heading3"/>
@@ -1231,7 +1283,7 @@
       </w:r>
     </w:p>
     <w:bookmarkEnd w:id="45"/>
-    <w:bookmarkStart w:id="46" w:name="X6b31c401d1ad2511815510eb77b10f681f43f65"/>
+    <w:bookmarkStart w:id="46" w:name="tính-không-đồng-nhất-quản-lý"/>
     <w:p>
       <w:pPr>
         <w:pStyle w:val="Heading3"/>
@@ -1273,7 +1325,7 @@
       </w:r>
     </w:p>
     <w:bookmarkEnd w:id="46"/>
-    <w:bookmarkStart w:id="47" w:name="X1db92cff7de439f7ce5498ad6566fddb73002b1"/>
+    <w:bookmarkStart w:id="47" w:name="hạn-chế"/>
     <w:p>
       <w:pPr>
         <w:pStyle w:val="Heading3"/>
@@ -1287,7 +1339,25 @@
         <w:pStyle w:val="FirstParagraph"/>
       </w:pPr>
       <w:r>
-        <w:t xml:space="preserve">Ba ràng buộc suy luận giới hạn các phát hiện này. Thứ nhất, WBES là thiết kế mặt cắt ngang: thuật ngữ "hiệu quả" xuyên suốt đề cập đến sự tương quan đồng thời giữa FSTS và năng suất lao động trong một năm khảo sát nhất định, không phải hiệu ứng nhân quả được theo dõi qua bảng. Chiến lược IV được sử dụng trong P3 Việt Nam để giải quyết sự lựa chọn vào xuất khẩu không có sẵn ở quy mô trên 34 nền kinh tế. Thứ hai, thước đo DAI giới hạn ở Tầng 1 (website) và Tầng 2 (thanh toán điện tử) trong hầu hết các đợt WBES; các chiều năng lực số phong phú hơn được nắm bắt trong các đợt lược đồ BEE gần đây chưa có sẵn cho đa số các nền kinh tế. Thứ ba, bộ dữ liệu hiện bao trùm tất cả 49 nền kinh tế được ánh xạ ICRV qua sáu nhóm chế độ; tuy nhiên, đợt có sẵn của Oman (2003) có từ trước các biến năng lực số, giới hạn đóng góp của nó chỉ cho các mô hình cơ sở. Các đợt WBES tương lai của Oman sẽ làm sắc nét các ước tính Nhóm II.</w:t>
+        <w:t xml:space="preserve">Ba ràng buộc suy luận giới hạn các phát hiện này. Thứ nhất, WBES là thiết kế mặt cắt ngang: thuật ngữ</w:t>
+      </w:r>
+      <w:r>
+        <w:t xml:space="preserve"> </w:t>
+      </w:r>
+      <w:r>
+        <w:t xml:space="preserve">“</w:t>
+      </w:r>
+      <w:r>
+        <w:t xml:space="preserve">hiệu quả</w:t>
+      </w:r>
+      <w:r>
+        <w:t xml:space="preserve">”</w:t>
+      </w:r>
+      <w:r>
+        <w:t xml:space="preserve"> </w:t>
+      </w:r>
+      <w:r>
+        <w:t xml:space="preserve">xuyên suốt đề cập đến sự tương quan đồng thời giữa FSTS và năng suất lao động trong một năm khảo sát nhất định, không phải hiệu ứng nhân quả được theo dõi qua bảng. Chiến lược IV được sử dụng trong P3 Việt Nam để giải quyết sự lựa chọn vào xuất khẩu không có sẵn ở quy mô trên 34 nền kinh tế. Thứ hai, thước đo DAI giới hạn ở Tầng 1 (website) và Tầng 2 (thanh toán điện tử) trong hầu hết các đợt WBES; các chiều năng lực số phong phú hơn được nắm bắt trong các đợt lược đồ BEE gần đây chưa có sẵn cho đa số các nền kinh tế. Thứ ba, bộ dữ liệu hiện bao trùm tất cả 49 nền kinh tế được ánh xạ ICRV qua sáu nhóm chế độ; tuy nhiên, đợt có sẵn của Oman (2003) có từ trước các biến năng lực số, giới hạn đóng góp của nó chỉ cho các mô hình cơ sở. Các đợt WBES tương lai của Oman sẽ làm sắc nét các ước tính Nhóm II.</w:t>
       </w:r>
     </w:p>
     <w:p>
@@ -1299,7 +1369,7 @@
     </w:p>
     <w:bookmarkEnd w:id="47"/>
     <w:bookmarkEnd w:id="48"/>
-    <w:bookmarkStart w:id="49" w:name="Xb6340858ada32986909ac4c0a6855391782490d"/>
+    <w:bookmarkStart w:id="49" w:name="kết-luận"/>
     <w:p>
       <w:pPr>
         <w:pStyle w:val="Heading2"/>
@@ -1358,7 +1428,7 @@
       </w:r>
     </w:p>
     <w:bookmarkEnd w:id="50"/>
-    <w:bookmarkStart w:id="75" w:name="tài-liệu-tham-khảo"/>
+    <w:bookmarkStart w:id="51" w:name="tài-liệu-tham-khảo"/>
     <w:p>
       <w:pPr>
         <w:pStyle w:val="Heading2"/>
@@ -1406,19 +1476,8 @@
         <w:t xml:space="preserve">Journal of Management, 17</w:t>
       </w:r>
       <w:r>
-        <w:t xml:space="preserve">(1), 99–120.</w:t>
-      </w:r>
-      <w:r>
-        <w:t xml:space="preserve"> </w:t>
-      </w:r>
-      <w:hyperlink r:id="rId51">
-        <w:r>
-          <w:rPr>
-            <w:rStyle w:val="Hyperlink"/>
-          </w:rPr>
-          <w:t xml:space="preserve">https://doi.org/10.1177/014920639101700108</w:t>
-        </w:r>
-      </w:hyperlink>
+        <w:t xml:space="preserve">(1), 99–120. https://doi.org/10.1177/014920639101700108</w:t>
+      </w:r>
     </w:p>
     <w:p>
       <w:pPr>
@@ -1462,19 +1521,8 @@
         <w:t xml:space="preserve">Management International Review, 47</w:t>
       </w:r>
       <w:r>
-        <w:t xml:space="preserve">(3), 319–347.</w:t>
-      </w:r>
-      <w:r>
-        <w:t xml:space="preserve"> </w:t>
-      </w:r>
-      <w:hyperlink r:id="rId52">
-        <w:r>
-          <w:rPr>
-            <w:rStyle w:val="Hyperlink"/>
-          </w:rPr>
-          <w:t xml:space="preserve">https://doi.org/10.1007/s11575-007-0019-z</w:t>
-        </w:r>
-      </w:hyperlink>
+        <w:t xml:space="preserve">(3), 319–347. https://doi.org/10.1007/s11575-007-0019-z</w:t>
+      </w:r>
     </w:p>
     <w:p>
       <w:pPr>
@@ -1494,19 +1542,8 @@
         <w:t xml:space="preserve">Small Business Economics, 26</w:t>
       </w:r>
       <w:r>
-        <w:t xml:space="preserve">(5), 475–492.</w:t>
-      </w:r>
-      <w:r>
-        <w:t xml:space="preserve"> </w:t>
-      </w:r>
-      <w:hyperlink r:id="rId53">
-        <w:r>
-          <w:rPr>
-            <w:rStyle w:val="Hyperlink"/>
-          </w:rPr>
-          <w:t xml:space="preserve">https://doi.org/10.1007/s11187-005-5599-z</w:t>
-        </w:r>
-      </w:hyperlink>
+        <w:t xml:space="preserve">(5), 475–492. https://doi.org/10.1007/s11187-005-5599-z</w:t>
+      </w:r>
     </w:p>
     <w:p>
       <w:pPr>
@@ -1547,19 +1584,8 @@
         <w:t xml:space="preserve">Administrative Science Quarterly, 35</w:t>
       </w:r>
       <w:r>
-        <w:t xml:space="preserve">(1), 128–152.</w:t>
-      </w:r>
-      <w:r>
-        <w:t xml:space="preserve"> </w:t>
-      </w:r>
-      <w:hyperlink r:id="rId54">
-        <w:r>
-          <w:rPr>
-            <w:rStyle w:val="Hyperlink"/>
-          </w:rPr>
-          <w:t xml:space="preserve">https://doi.org/10.2307/2393553</w:t>
-        </w:r>
-      </w:hyperlink>
+        <w:t xml:space="preserve">(1), 128–152. https://doi.org/10.2307/2393553</w:t>
+      </w:r>
     </w:p>
     <w:p>
       <w:pPr>
@@ -1579,19 +1605,8 @@
         <w:t xml:space="preserve">Journal of International Business Studies, 34</w:t>
       </w:r>
       <w:r>
-        <w:t xml:space="preserve">(1), 5–18.</w:t>
-      </w:r>
-      <w:r>
-        <w:t xml:space="preserve"> </w:t>
-      </w:r>
-      <w:hyperlink r:id="rId55">
-        <w:r>
-          <w:rPr>
-            <w:rStyle w:val="Hyperlink"/>
-          </w:rPr>
-          <w:t xml:space="preserve">https://doi.org/10.1057/palgrave.jibs.8400003</w:t>
-        </w:r>
-      </w:hyperlink>
+        <w:t xml:space="preserve">(1), 5–18. https://doi.org/10.1057/palgrave.jibs.8400003</w:t>
+      </w:r>
     </w:p>
     <w:p>
       <w:pPr>
@@ -1611,19 +1626,8 @@
         <w:t xml:space="preserve">Journal of World Business, 42</w:t>
       </w:r>
       <w:r>
-        <w:t xml:space="preserve">(4), 401–417.</w:t>
-      </w:r>
-      <w:r>
-        <w:t xml:space="preserve"> </w:t>
-      </w:r>
-      <w:hyperlink r:id="rId56">
-        <w:r>
-          <w:rPr>
-            <w:rStyle w:val="Hyperlink"/>
-          </w:rPr>
-          <w:t xml:space="preserve">https://doi.org/10.1016/j.jwb.2007.06.003</w:t>
-        </w:r>
-      </w:hyperlink>
+        <w:t xml:space="preserve">(4), 401–417. https://doi.org/10.1016/j.jwb.2007.06.003</w:t>
+      </w:r>
     </w:p>
     <w:p>
       <w:pPr>
@@ -1643,19 +1647,8 @@
         <w:t xml:space="preserve">Journal of World Business, 53</w:t>
       </w:r>
       <w:r>
-        <w:t xml:space="preserve">(2), 209–221.</w:t>
-      </w:r>
-      <w:r>
-        <w:t xml:space="preserve"> </w:t>
-      </w:r>
-      <w:hyperlink r:id="rId57">
-        <w:r>
-          <w:rPr>
-            <w:rStyle w:val="Hyperlink"/>
-          </w:rPr>
-          <w:t xml:space="preserve">https://doi.org/10.1016/j.jwb.2017.11.003</w:t>
-        </w:r>
-      </w:hyperlink>
+        <w:t xml:space="preserve">(2), 209–221. https://doi.org/10.1016/j.jwb.2017.11.003</w:t>
+      </w:r>
     </w:p>
     <w:p>
       <w:pPr>
@@ -1675,19 +1668,8 @@
         <w:t xml:space="preserve">Journal of Business and Psychology, 29</w:t>
       </w:r>
       <w:r>
-        <w:t xml:space="preserve">(1), 1–19.</w:t>
-      </w:r>
-      <w:r>
-        <w:t xml:space="preserve"> </w:t>
-      </w:r>
-      <w:hyperlink r:id="rId58">
-        <w:r>
-          <w:rPr>
-            <w:rStyle w:val="Hyperlink"/>
-          </w:rPr>
-          <w:t xml:space="preserve">https://doi.org/10.1007/s10869-013-9308-7</w:t>
-        </w:r>
-      </w:hyperlink>
+        <w:t xml:space="preserve">(1), 1–19. https://doi.org/10.1007/s10869-013-9308-7</w:t>
+      </w:r>
     </w:p>
     <w:p>
       <w:pPr>
@@ -1728,19 +1710,8 @@
         <w:t xml:space="preserve">Journal of International Business Studies, 30</w:t>
       </w:r>
       <w:r>
-        <w:t xml:space="preserve">(1), 173–187.</w:t>
-      </w:r>
-      <w:r>
-        <w:t xml:space="preserve"> </w:t>
-      </w:r>
-      <w:hyperlink r:id="rId59">
-        <w:r>
-          <w:rPr>
-            <w:rStyle w:val="Hyperlink"/>
-          </w:rPr>
-          <w:t xml:space="preserve">https://doi.org/10.1057/palgrave.jibs.8490065</w:t>
-        </w:r>
-      </w:hyperlink>
+        <w:t xml:space="preserve">(1), 173–187. https://doi.org/10.1057/palgrave.jibs.8490065</w:t>
+      </w:r>
     </w:p>
     <w:p>
       <w:pPr>
@@ -1760,19 +1731,8 @@
         <w:t xml:space="preserve">Strategic Management Journal, 37</w:t>
       </w:r>
       <w:r>
-        <w:t xml:space="preserve">(7), 1177–1195.</w:t>
-      </w:r>
-      <w:r>
-        <w:t xml:space="preserve"> </w:t>
-      </w:r>
-      <w:hyperlink r:id="rId60">
-        <w:r>
-          <w:rPr>
-            <w:rStyle w:val="Hyperlink"/>
-          </w:rPr>
-          <w:t xml:space="preserve">https://doi.org/10.1002/smj.2399</w:t>
-        </w:r>
-      </w:hyperlink>
+        <w:t xml:space="preserve">(7), 1177–1195. https://doi.org/10.1002/smj.2399</w:t>
+      </w:r>
     </w:p>
     <w:p>
       <w:pPr>
@@ -1792,19 +1752,8 @@
         <w:t xml:space="preserve">Academy of Management Review, 32</w:t>
       </w:r>
       <w:r>
-        <w:t xml:space="preserve">(2), 334–343.</w:t>
-      </w:r>
-      <w:r>
-        <w:t xml:space="preserve"> </w:t>
-      </w:r>
-      <w:hyperlink r:id="rId61">
-        <w:r>
-          <w:rPr>
-            <w:rStyle w:val="Hyperlink"/>
-          </w:rPr>
-          <w:t xml:space="preserve">https://doi.org/10.5465/amr.2007.24345254</w:t>
-        </w:r>
-      </w:hyperlink>
+        <w:t xml:space="preserve">(2), 334–343. https://doi.org/10.5465/amr.2007.24345254</w:t>
+      </w:r>
     </w:p>
     <w:p>
       <w:pPr>
@@ -1824,19 +1773,8 @@
         <w:t xml:space="preserve">Academy of Management Review, 9</w:t>
       </w:r>
       <w:r>
-        <w:t xml:space="preserve">(2), 193–206.</w:t>
-      </w:r>
-      <w:r>
-        <w:t xml:space="preserve"> </w:t>
-      </w:r>
-      <w:hyperlink r:id="rId62">
-        <w:r>
-          <w:rPr>
-            <w:rStyle w:val="Hyperlink"/>
-          </w:rPr>
-          <w:t xml:space="preserve">https://doi.org/10.5465/amr.1984.4277628</w:t>
-        </w:r>
-      </w:hyperlink>
+        <w:t xml:space="preserve">(2), 193–206. https://doi.org/10.5465/amr.1984.4277628</w:t>
+      </w:r>
     </w:p>
     <w:p>
       <w:pPr>
@@ -1877,7 +1815,7 @@
           <w:iCs/>
           <w:i/>
         </w:rPr>
-        <w:t xml:space="preserve">Mind the gaps: Women in leadership in Viet Nam's banking sector</w:t>
+        <w:t xml:space="preserve">Mind the gaps: Women in leadership in Viet Nam’s banking sector</w:t>
       </w:r>
       <w:r>
         <w:t xml:space="preserve">. IFC, World Bank Group.</w:t>
@@ -1901,19 +1839,8 @@
         <w:t xml:space="preserve">Journal of International Business Studies, 8</w:t>
       </w:r>
       <w:r>
-        <w:t xml:space="preserve">(1), 23–32.</w:t>
-      </w:r>
-      <w:r>
-        <w:t xml:space="preserve"> </w:t>
-      </w:r>
-      <w:hyperlink r:id="rId63">
-        <w:r>
-          <w:rPr>
-            <w:rStyle w:val="Hyperlink"/>
-          </w:rPr>
-          <w:t xml:space="preserve">https://doi.org/10.1057/palgrave.jibs.8490676</w:t>
-        </w:r>
-      </w:hyperlink>
+        <w:t xml:space="preserve">(1), 23–32. https://doi.org/10.1057/palgrave.jibs.8490676</w:t>
+      </w:r>
     </w:p>
     <w:p>
       <w:pPr>
@@ -1933,19 +1860,8 @@
         <w:t xml:space="preserve">Journal of International Business Studies, 40</w:t>
       </w:r>
       <w:r>
-        <w:t xml:space="preserve">(9), 1411–1431.</w:t>
-      </w:r>
-      <w:r>
-        <w:t xml:space="preserve"> </w:t>
-      </w:r>
-      <w:hyperlink r:id="rId64">
-        <w:r>
-          <w:rPr>
-            <w:rStyle w:val="Hyperlink"/>
-          </w:rPr>
-          <w:t xml:space="preserve">https://doi.org/10.1057/jibs.2009.24</w:t>
-        </w:r>
-      </w:hyperlink>
+        <w:t xml:space="preserve">(9), 1411–1431. https://doi.org/10.1057/jibs.2009.24</w:t>
+      </w:r>
     </w:p>
     <w:p>
       <w:pPr>
@@ -1965,19 +1881,8 @@
         <w:t xml:space="preserve">Global Strategy Journal, 2</w:t>
       </w:r>
       <w:r>
-        <w:t xml:space="preserve">(2), 108–121.</w:t>
-      </w:r>
-      <w:r>
-        <w:t xml:space="preserve"> </w:t>
-      </w:r>
-      <w:hyperlink r:id="rId65">
-        <w:r>
-          <w:rPr>
-            <w:rStyle w:val="Hyperlink"/>
-          </w:rPr>
-          <w:t xml:space="preserve">https://doi.org/10.1002/gsj.1028</w:t>
-        </w:r>
-      </w:hyperlink>
+        <w:t xml:space="preserve">(2), 108–121. https://doi.org/10.1002/gsj.1028</w:t>
+      </w:r>
     </w:p>
     <w:p>
       <w:pPr>
@@ -1997,19 +1902,8 @@
         <w:t xml:space="preserve">Oxford Bulletin of Economics and Statistics, 72</w:t>
       </w:r>
       <w:r>
-        <w:t xml:space="preserve">(1), 109–118.</w:t>
-      </w:r>
-      <w:r>
-        <w:t xml:space="preserve"> </w:t>
-      </w:r>
-      <w:hyperlink r:id="rId66">
-        <w:r>
-          <w:rPr>
-            <w:rStyle w:val="Hyperlink"/>
-          </w:rPr>
-          <w:t xml:space="preserve">https://doi.org/10.1111/j.1468-0084.2009.00569.x</w:t>
-        </w:r>
-      </w:hyperlink>
+        <w:t xml:space="preserve">(1), 109–118. https://doi.org/10.1111/j.1468-0084.2009.00569.x</w:t>
+      </w:r>
     </w:p>
     <w:p>
       <w:pPr>
@@ -2029,19 +1923,8 @@
         <w:t xml:space="preserve">The American Statistician, 54</w:t>
       </w:r>
       <w:r>
-        <w:t xml:space="preserve">(3), 217–224.</w:t>
-      </w:r>
-      <w:r>
-        <w:t xml:space="preserve"> </w:t>
-      </w:r>
-      <w:hyperlink r:id="rId67">
-        <w:r>
-          <w:rPr>
-            <w:rStyle w:val="Hyperlink"/>
-          </w:rPr>
-          <w:t xml:space="preserve">https://doi.org/10.1080/00031305.2000.10474549</w:t>
-        </w:r>
-      </w:hyperlink>
+        <w:t xml:space="preserve">(3), 217–224. https://doi.org/10.1080/00031305.2000.10474549</w:t>
+      </w:r>
     </w:p>
     <w:p>
       <w:pPr>
@@ -2061,19 +1944,8 @@
         <w:t xml:space="preserve">Academy of Management Journal, 47</w:t>
       </w:r>
       <w:r>
-        <w:t xml:space="preserve">(4), 598–609.</w:t>
-      </w:r>
-      <w:r>
-        <w:t xml:space="preserve"> </w:t>
-      </w:r>
-      <w:hyperlink r:id="rId68">
-        <w:r>
-          <w:rPr>
-            <w:rStyle w:val="Hyperlink"/>
-          </w:rPr>
-          <w:t xml:space="preserve">https://doi.org/10.2307/20159604</w:t>
-        </w:r>
-      </w:hyperlink>
+        <w:t xml:space="preserve">(4), 598–609. https://doi.org/10.2307/20159604</w:t>
+      </w:r>
     </w:p>
     <w:p>
       <w:pPr>
@@ -2093,19 +1965,8 @@
         <w:t xml:space="preserve">Journal of International Business Studies, 47</w:t>
       </w:r>
       <w:r>
-        <w:t xml:space="preserve">(3), 386–408.</w:t>
-      </w:r>
-      <w:r>
-        <w:t xml:space="preserve"> </w:t>
-      </w:r>
-      <w:hyperlink r:id="rId69">
-        <w:r>
-          <w:rPr>
-            <w:rStyle w:val="Hyperlink"/>
-          </w:rPr>
-          <w:t xml:space="preserve">https://doi.org/10.1057/jibs.2016.7</w:t>
-        </w:r>
-      </w:hyperlink>
+        <w:t xml:space="preserve">(3), 386–408. https://doi.org/10.1057/jibs.2016.7</w:t>
+      </w:r>
     </w:p>
     <w:p>
       <w:pPr>
@@ -2167,19 +2028,8 @@
         <w:t xml:space="preserve">Journal of World Business, 43</w:t>
       </w:r>
       <w:r>
-        <w:t xml:space="preserve">(4), 475–485.</w:t>
-      </w:r>
-      <w:r>
-        <w:t xml:space="preserve"> </w:t>
-      </w:r>
-      <w:hyperlink r:id="rId70">
-        <w:r>
-          <w:rPr>
-            <w:rStyle w:val="Hyperlink"/>
-          </w:rPr>
-          <w:t xml:space="preserve">https://doi.org/10.1016/j.jwb.2007.11.009</w:t>
-        </w:r>
-      </w:hyperlink>
+        <w:t xml:space="preserve">(4), 475–485. https://doi.org/10.1016/j.jwb.2007.11.009</w:t>
+      </w:r>
     </w:p>
     <w:p>
       <w:pPr>
@@ -2265,19 +2115,8 @@
         <w:t xml:space="preserve">Journal of Business Research, 122</w:t>
       </w:r>
       <w:r>
-        <w:t xml:space="preserve">, 889–901.</w:t>
-      </w:r>
-      <w:r>
-        <w:t xml:space="preserve"> </w:t>
-      </w:r>
-      <w:hyperlink r:id="rId71">
-        <w:r>
-          <w:rPr>
-            <w:rStyle w:val="Hyperlink"/>
-          </w:rPr>
-          <w:t xml:space="preserve">https://doi.org/10.1016/j.jbusres.2019.09.022</w:t>
-        </w:r>
-      </w:hyperlink>
+        <w:t xml:space="preserve">, 889–901. https://doi.org/10.1016/j.jbusres.2019.09.022</w:t>
+      </w:r>
     </w:p>
     <w:p>
       <w:pPr>
@@ -2297,19 +2136,8 @@
         <w:t xml:space="preserve">Strategic Management Journal, 5</w:t>
       </w:r>
       <w:r>
-        <w:t xml:space="preserve">(2), 171–180.</w:t>
-      </w:r>
-      <w:r>
-        <w:t xml:space="preserve"> </w:t>
-      </w:r>
-      <w:hyperlink r:id="rId72">
-        <w:r>
-          <w:rPr>
-            <w:rStyle w:val="Hyperlink"/>
-          </w:rPr>
-          <w:t xml:space="preserve">https://doi.org/10.1002/smj.4250050207</w:t>
-        </w:r>
-      </w:hyperlink>
+        <w:t xml:space="preserve">(2), 171–180. https://doi.org/10.1002/smj.4250050207</w:t>
+      </w:r>
     </w:p>
     <w:p>
       <w:pPr>
@@ -2329,19 +2157,8 @@
         <w:t xml:space="preserve">Enterprise surveys</w:t>
       </w:r>
       <w:r>
-        <w:t xml:space="preserve">.</w:t>
-      </w:r>
-      <w:r>
-        <w:t xml:space="preserve"> </w:t>
-      </w:r>
-      <w:hyperlink r:id="rId73">
-        <w:r>
-          <w:rPr>
-            <w:rStyle w:val="Hyperlink"/>
-          </w:rPr>
-          <w:t xml:space="preserve">https://www.enterprisesurveys.org</w:t>
-        </w:r>
-      </w:hyperlink>
+        <w:t xml:space="preserve">. https://www.enterprisesurveys.org</w:t>
+      </w:r>
     </w:p>
     <w:p>
       <w:pPr>
@@ -2409,19 +2226,8 @@
         <w:t xml:space="preserve"> </w:t>
       </w:r>
       <w:r>
-        <w:t xml:space="preserve">(Prosperity Data360). World Bank Group.</w:t>
-      </w:r>
-      <w:r>
-        <w:t xml:space="preserve"> </w:t>
-      </w:r>
-      <w:hyperlink r:id="rId74">
-        <w:r>
-          <w:rPr>
-            <w:rStyle w:val="Hyperlink"/>
-          </w:rPr>
-          <w:t xml:space="preserve">https://www.worldbank.org/ext/en/country/vietnam</w:t>
-        </w:r>
-      </w:hyperlink>
+        <w:t xml:space="preserve">(Prosperity Data360). World Bank Group. https://www.worldbank.org/ext/en/country/vietnam</w:t>
+      </w:r>
     </w:p>
     <w:p>
       <w:pPr>
@@ -2486,19 +2292,8 @@
         <w:t xml:space="preserve"> </w:t>
       </w:r>
       <w:r>
-        <w:t xml:space="preserve">(Prosperity Data360). World Bank Group.</w:t>
-      </w:r>
-      <w:r>
-        <w:t xml:space="preserve"> </w:t>
-      </w:r>
-      <w:hyperlink r:id="rId74">
-        <w:r>
-          <w:rPr>
-            <w:rStyle w:val="Hyperlink"/>
-          </w:rPr>
-          <w:t xml:space="preserve">https://www.worldbank.org/ext/en/country/vietnam</w:t>
-        </w:r>
-      </w:hyperlink>
+        <w:t xml:space="preserve">(Prosperity Data360). World Bank Group. https://www.worldbank.org/ext/en/country/vietnam</w:t>
+      </w:r>
     </w:p>
     <w:p>
       <w:pPr>
@@ -2528,8 +2323,8 @@
         </w:pict>
       </w:r>
     </w:p>
-    <w:bookmarkEnd w:id="75"/>
-    <w:bookmarkStart w:id="76" w:name="phụ-lục-a-chuỗi-mô-hình"/>
+    <w:bookmarkEnd w:id="51"/>
+    <w:bookmarkStart w:id="52" w:name="phụ-lục-a-chuỗi-mô-hình"/>
     <w:p>
       <w:pPr>
         <w:pStyle w:val="Heading2"/>
@@ -2553,7 +2348,7 @@
     <w:tbl>
       <w:tblPr>
         <w:tblStyle w:val="Table"/>
-        <w:tblW w:type="auto" w:w="0"/>
+        <w:tblW w:type="pct" w:w="5000"/>
         <w:tblLook w:firstRow="1" w:lastRow="0" w:firstColumn="0" w:lastColumn="0" w:noHBand="0" w:noVBand="0" w:val="0020"/>
         <w:jc w:val="start"/>
       </w:tblPr>
@@ -3182,7 +2977,7 @@
     <w:tbl>
       <w:tblPr>
         <w:tblStyle w:val="Table"/>
-        <w:tblW w:type="auto" w:w="0"/>
+        <w:tblW w:type="pct" w:w="5000"/>
         <w:tblLook w:firstRow="1" w:lastRow="0" w:firstColumn="0" w:lastColumn="0" w:noHBand="0" w:noVBand="0" w:val="0020"/>
         <w:jc w:val="start"/>
       </w:tblPr>
@@ -4147,7 +3942,7 @@
     <w:tbl>
       <w:tblPr>
         <w:tblStyle w:val="Table"/>
-        <w:tblW w:type="auto" w:w="0"/>
+        <w:tblW w:type="pct" w:w="5000"/>
         <w:tblLook w:firstRow="1" w:lastRow="0" w:firstColumn="0" w:lastColumn="0" w:noHBand="0" w:noVBand="0" w:val="0020"/>
         <w:jc w:val="start"/>
       </w:tblPr>
@@ -5362,7 +5157,26 @@
         <w:t xml:space="preserve"> </w:t>
       </w:r>
       <w:r>
-        <w:t xml:space="preserve">Sai số chuẩn vững HC1. *** p &lt;, 001, ** p &lt;, 01, * p &lt;, 05, † p &lt;, 10. Biến kiểm soát (female_owner, foreign_own_pct, firm_age, ln_size) được bao gồm trong M7–M10 nhưng không báo cáo vì tiết kiệm không gian. M11 (N = 29.840, AdjR² =, 067, TP = 34, 6%, LM p =, 002): DAI×ICRV = +0, 060*, ba chiều FSTS×DAI×ICRV = −0, 001 (NS), mgr_experience = +0, 009**, FSTS×mgr = −0, 019†, mgr_female = +0, 187***, female_owner = +0, 128**.</w:t>
+        <w:t xml:space="preserve">Sai số chuẩn vững HC1. *** p &lt;, 001, ** p &lt;, 01, * p &lt;, 05, † p &lt;, 10. Biến kiểm soát (female_owner, foreign_own_pct, firm_age, ln_size) được bao gồm trong M7–M10 nhưng không báo cáo vì tiết kiệm không gian. M11 (N = 29.840, AdjR² =, 067, TP = 34, 6%, LM p =, 002): DAI×ICRV = +0, 060</w:t>
+      </w:r>
+      <w:r>
+        <w:rPr>
+          <w:iCs/>
+          <w:i/>
+        </w:rPr>
+        <w:t xml:space="preserve">, ba chiều FSTS×DAI×ICRV = −0, 001 (NS), mgr_experience = +0, 009</w:t>
+      </w:r>
+      <w:r>
+        <w:rPr>
+          <w:bCs/>
+          <w:b/>
+          <w:iCs/>
+          <w:i/>
+        </w:rPr>
+        <w:t xml:space="preserve">, FSTS×mgr = −0, 019†, mgr_female = +0, 187</w:t>
+      </w:r>
+      <w:r>
+        <w:t xml:space="preserve">, female_owner = +0, 128**.</w:t>
       </w:r>
     </w:p>
     <w:p>
@@ -5372,8 +5186,8 @@
         </w:pict>
       </w:r>
     </w:p>
-    <w:bookmarkEnd w:id="76"/>
-    <w:bookmarkStart w:id="79" w:name="X3bc926751b07ab6f2b9fd6ce01accecdc32b3f3"/>
+    <w:bookmarkEnd w:id="52"/>
+    <w:bookmarkStart w:id="53" w:name="X3bc926751b07ab6f2b9fd6ce01accecdc32b3f3"/>
     <w:p>
       <w:pPr>
         <w:pStyle w:val="Heading2"/>
@@ -5418,69 +5232,21 @@
           <w:iCs/>
           <w:i/>
         </w:rPr>
-        <w:t xml:space="preserve">Tác giả liên hệ: Phan Anh Tú, Trường Kinh tế, Đại học Cần Thơ,</w:t>
+        <w:t xml:space="preserve">Tác giả liên hệ: Phan Anh Tú, Trường Kinh tế, Đại học Cần Thơ, patu@ctu.edu.vn, ORCID: 0000-0003-0667-3137</w:t>
+      </w:r>
+      <w:r>
+        <w:t xml:space="preserve"> </w:t>
       </w:r>
       <w:r>
         <w:rPr>
           <w:iCs/>
           <w:i/>
         </w:rPr>
-        <w:t xml:space="preserve"> </w:t>
-      </w:r>
-      <w:hyperlink r:id="rId77">
-        <w:r>
-          <w:rPr>
-            <w:rStyle w:val="Hyperlink"/>
-            <w:iCs/>
-            <w:i/>
-          </w:rPr>
-          <w:t xml:space="preserve">patu@ctu.edu.vn</w:t>
-        </w:r>
-      </w:hyperlink>
-      <w:r>
-        <w:rPr>
-          <w:iCs/>
-          <w:i/>
-        </w:rPr>
-        <w:t xml:space="preserve">, ORCID: 0000-0003-0667-3137</w:t>
-      </w:r>
-      <w:r>
-        <w:t xml:space="preserve"> </w:t>
-      </w:r>
-      <w:r>
-        <w:rPr>
-          <w:iCs/>
-          <w:i/>
-        </w:rPr>
-        <w:t xml:space="preserve">Tác giả thứ nhất: Đỗ Thùy Hương, Trường Đại học Kỹ thuật - Công nghệ Vĩnh Long,</w:t>
-      </w:r>
-      <w:r>
-        <w:rPr>
-          <w:iCs/>
-          <w:i/>
-        </w:rPr>
-        <w:t xml:space="preserve"> </w:t>
-      </w:r>
-      <w:hyperlink r:id="rId78">
-        <w:r>
-          <w:rPr>
-            <w:rStyle w:val="Hyperlink"/>
-            <w:iCs/>
-            <w:i/>
-          </w:rPr>
-          <w:t xml:space="preserve">huongdt@vlute.edu.vn</w:t>
-        </w:r>
-      </w:hyperlink>
-      <w:r>
-        <w:rPr>
-          <w:iCs/>
-          <w:i/>
-        </w:rPr>
-        <w:t xml:space="preserve">, ORCID: 0000-0002-7711-2487</w:t>
-      </w:r>
-    </w:p>
-    <w:bookmarkEnd w:id="79"/>
-    <w:bookmarkEnd w:id="80"/>
+        <w:t xml:space="preserve">Tác giả thứ nhất: Đỗ Thùy Hương, Trường Đại học Kỹ thuật - Công nghệ Vĩnh Long, huongdt@vlute.edu.vn, ORCID: 0000-0002-7711-2487</w:t>
+      </w:r>
+    </w:p>
+    <w:bookmarkEnd w:id="53"/>
+    <w:bookmarkEnd w:id="54"/>
     <w:sectPr/>
   </w:body>
 </w:document>

--- a/p7/submission/jibs_package/p7_capstone_vi.docx
+++ b/p7/submission/jibs_package/p7_capstone_vi.docx
@@ -131,7 +131,7 @@
         <w:pStyle w:val="FirstParagraph"/>
       </w:pPr>
       <w:r>
-        <w:t xml:space="preserve">Bài viết này xem xét liệu mối quan hệ quốc tế hóa–hiệu quả doanh nghiệp (I–P) có giữ vững trên một tập hợp các nền kinh tế châu Á và Thái Bình Dương đa dạng về thể chế hay không, đồng thời xác định các điều kiện giúp doanh nghiệp chuyển hóa cường độ xuất khẩu (Foreign Sales to Total Sales, FSTS) thành hiệu quả sản xuất. Sử dụng vi dữ liệu từ 91.982 doanh nghiệp tại 49 nền kinh tế và 102 đợt khảo sát quốc gia-năm thuộc Khảo sát Doanh nghiệp Thế giới (World Bank Enterprise Survey, WBES) giai đoạn 2003–2025, bao trùm cả sáu nhóm chế độ theo Biến thiên chế độ thể chế (Institutional Context Regime Variation, ICRV), chúng tôi ước lượng một chuỗi mô hình phân cấp (hierarchical model) sử dụng OLS với sai số chuẩn vững HC1. Kết quả cho thấy bằng chứng vững chắc về mối quan hệ I–P hình chữ U ngược với điểm ngưỡng (turning point) ở khoảng 36% doanh số từ xuất khẩu (kiểm định Lind–Mehlum p &lt;, 001; được xác nhận trong M11 với TP = 34, 6%, p =, 002). Chỉ số năng lực công nghệ (Technological Capability Index, TCI) nâng cao mức hiệu quả doanh nghiệp mà không tái tạo đường cong một cách đáng tin cậy. Chỉ số áp dụng số (Digital Adoption Index, DAI) vừa nâng cao mức hiệu quả doanh nghiệp vừa tái tạo đáng kể đường cong I–P: các doanh nghiệp có DAI cao hơn trải nghiệm lợi nhuận biên nhánh lên nén lại ở mức FSTS thấp và hiệu suất suy giảm ít hơn ở mức FSTS cao (FSTS×DAI p &lt;, 01; FSTS²×DAI p &lt;, 01 trong M8–M9). Chế độ thể chế (ICRV) điều tiết cả độ dốc lẫn độ cong. Kinh nghiệm nhà quản lý và nhà quản lý nữ cải thiện hiệu quả doanh nghiệp; kinh nghiệm nhà quản lý còn điều tiết (moderation) hình dạng đường cong trong mô hình đầy đủ. Những phát hiện này đưa ra một giải pháp súc tích cho vấn đề không đồng nhất I–P tại châu Á: mối quan hệ này luôn có dạng hình chữ U ngược, nhưng chất lượng thể chế và năng lực số cùng nhau xác định vị trí của điểm ngưỡng.</w:t>
+        <w:t xml:space="preserve">Bài viết này xem xét liệu mối quan hệ quốc tế hóa–hiệu quả doanh nghiệp (I–P) có giữ vững trên một tập hợp các nền kinh tế châu Á và Thái Bình Dương đa dạng về thể chế hay không, đồng thời xác định các điều kiện giúp doanh nghiệp chuyển hóa cường độ xuất khẩu (Foreign Sales to Total Sales, FSTS) thành hiệu quả sản xuất. Sử dụng vi dữ liệu từ 91.982 doanh nghiệp tại 49 nền kinh tế và 102 đợt khảo sát quốc gia-năm thuộc Khảo sát Doanh nghiệp Thế giới (World Bank Enterprise Survey, WBES) giai đoạn 2003–2025, bao trùm cả sáu nhóm chế độ theo Biến thiên chế độ thể chế (Institutional Context Regime Variation, ICRV), chúng tôi ước lượng một chuỗi mô hình phân cấp (hierarchical model) sử dụng OLS với sai số chuẩn vững HC1. Kết quả cho thấy bằng chứng vững chắc về mối quan hệ I–P hình chữ U ngược với điểm ngưỡng (turning point) 40,0% doanh số từ xuất khẩu ở mô hình đầy đủ hiệu ứng cố định hai chiều (M5; dải 33,8–40,0% giữa các đặc tả) (kiểm định Lind–Mehlum p &lt;, 001; được xác nhận trong M11 với TP = 34, 6%, p =, 002). Chỉ số năng lực công nghệ (Technological Capability Index, TCI) nâng cao mức hiệu quả doanh nghiệp mà không tái tạo đường cong một cách đáng tin cậy. Chỉ số áp dụng số (Digital Adoption Index, DAI) vừa nâng cao mức hiệu quả doanh nghiệp vừa tái tạo đáng kể đường cong I–P: các doanh nghiệp có DAI cao hơn trải nghiệm lợi nhuận biên nhánh lên nén lại ở mức FSTS thấp và hiệu suất suy giảm ít hơn ở mức FSTS cao (FSTS×DAI p &lt;, 01; FSTS²×DAI p &lt;, 01 trong M8–M9). Chế độ thể chế (ICRV) điều tiết cả độ dốc lẫn độ cong. Kinh nghiệm nhà quản lý và nhà quản lý nữ cải thiện hiệu quả doanh nghiệp; kinh nghiệm nhà quản lý còn điều tiết (moderation) hình dạng đường cong trong mô hình đầy đủ. Những phát hiện này đưa ra một giải pháp súc tích cho vấn đề không đồng nhất I–P tại châu Á: mối quan hệ này luôn có dạng hình chữ U ngược, nhưng chất lượng thể chế và năng lực số cùng nhau xác định vị trí của điểm ngưỡng.</w:t>
       </w:r>
     </w:p>
     <w:p>
@@ -267,7 +267,7 @@
         <w:pStyle w:val="BodyText"/>
       </w:pPr>
       <w:r>
-        <w:t xml:space="preserve">Đóng góp của chúng tôi gồm ba điểm. Thứ nhất, chúng tôi cung cấp kiểm định lớn nhất dựa trên WBES về giả thuyết I–P hình chữ U ngược tại châu Á, xác nhận điểm ngưỡng ở khoảng 36% cường độ doanh số nước ngoài trên tất cả các đặc tả (N = 84.910–29.840), vững ngay cả trong mô hình điều tiết ba chiều đầy đủ (M11: TP = 34, 6%, LM p =, 002). Thứ hai, chúng tôi ghi nhận DAI là nhân tố điều tiết năng lực chính định hình lại đường cong I–P, tạo ra các hiệu ứng nén đường cong có ý nghĩa thống kê (FSTS×DAI p &lt;, 001) xuất hiện ngay cả khi chưa kiểm soát đặc điểm nhà quản lý. TCI nâng cao mức hiệu quả doanh nghiệp nhưng không tái tạo đáng tin cậy nhánh lên trong mẫu này. Thứ ba, chúng tôi ghi nhận chế độ thể chế (nhóm ICRV) điều tiết có hệ thống cả độ dốc lẫn độ cong của hàm I–P, với các tương tác DAI×ICRV (p =, 012) cho thấy năng lực số mang lại lợi nhuận hiệu quả trên mỗi đơn vị mạnh hơn trong môi trường thể chế yếu hơn.</w:t>
+        <w:t xml:space="preserve">Đóng góp của chúng tôi gồm ba điểm. Thứ nhất, chúng tôi cung cấp kiểm định lớn nhất dựa trên WBES về giả thuyết I–P hình chữ U ngược tại châu Á, xác nhận điểm ngưỡng 40,0% cường độ doanh số nước ngoài ở mô hình đầy đủ (M5), trong dải hẹp 33,8–40,0% trên tất cả các đặc tả (N = 84.910–29.840), vững ngay cả trong mô hình điều tiết ba chiều đầy đủ (M11: TP = 34, 6%, LM p =, 002). Thứ hai, chúng tôi ghi nhận DAI là nhân tố điều tiết năng lực chính định hình lại đường cong I–P, tạo ra các hiệu ứng nén đường cong có ý nghĩa thống kê (FSTS×DAI p &lt;, 001) xuất hiện ngay cả khi chưa kiểm soát đặc điểm nhà quản lý. TCI nâng cao mức hiệu quả doanh nghiệp nhưng không tái tạo đáng tin cậy nhánh lên trong mẫu này. Thứ ba, chúng tôi ghi nhận chế độ thể chế (nhóm ICRV) điều tiết có hệ thống cả độ dốc lẫn độ cong của hàm I–P, với các tương tác DAI×ICRV (p =, 012) cho thấy năng lực số mang lại lợi nhuận hiệu quả trên mỗi đơn vị mạnh hơn trong môi trường thể chế yếu hơn.</w:t>
       </w:r>
     </w:p>
     <w:p>
@@ -615,7 +615,7 @@
         <w:t xml:space="preserve"> </w:t>
       </w:r>
       <w:r>
-        <w:t xml:space="preserve">Được định nghĩa là tỷ phần doanh số từ xuất khẩu trực tiếp (d3c / 100), dao động từ 0 đến 1. Chúng tôi căn giữa FSTS tại giá trị trung bình mẫu cho các mô hình bậc hai và tương tác (FSTS_c); số hạng bậc hai FSTS_c² được tính từ giá trị đã căn giữa.</w:t>
+        <w:t xml:space="preserve">Được định nghĩa là tỷ phần doanh số từ xuất khẩu trực tiếp cộng gián tiếp ((d3b + d3c) / 100), theo định nghĩa xuất khẩu chuẩn của WBES, dao động từ 0 đến 1. Chúng tôi căn giữa FSTS tại giá trị trung bình mẫu cho các mô hình bậc hai và tương tác (FSTS_c); số hạng bậc hai FSTS_c² được tính từ giá trị đã căn giữa.</w:t>
       </w:r>
     </w:p>
     <w:p>
@@ -840,7 +840,7 @@
         <w:t xml:space="preserve"> </w:t>
       </w:r>
       <w:r>
-        <w:t xml:space="preserve">Mối quan hệ I–P vững chắc là hình chữ U ngược trong mẫu gộp 49 nền kinh tế châu Á và Thái Bình Dương, với điểm ngưỡng khoảng 36% cường độ doanh số nước ngoài.</w:t>
+        <w:t xml:space="preserve">Mối quan hệ I–P vững chắc là hình chữ U ngược trong mẫu gộp 49 nền kinh tế châu Á và Thái Bình Dương, với điểm ngưỡng 40,0% cường độ doanh số nước ngoài ở mô hình đầy đủ (dải 33,8–40,0%).</w:t>
       </w:r>
     </w:p>
     <w:bookmarkEnd w:id="36"/>
@@ -1243,7 +1243,7 @@
         <w:pStyle w:val="FirstParagraph"/>
       </w:pPr>
       <w:r>
-        <w:t xml:space="preserve">Phát hiện trung tâm, hình chữ U ngược với điểm ngưỡng khoảng 36% cường độ doanh số nước ngoài, vững trên 49 nền kinh tế và sáu nhóm ICRV, đưa ra giải pháp súc tích cho những mâu thuẫn rõ ràng trong tài liệu I–P châu Á. Các nghiên cứu tìm thấy hiệu ứng tuyến tính dương (Pangarkar, 2008: Singapore; Cho et al., 2023: Hàn Quốc) đang làm việc với các mẫu tập trung dưới điểm ngưỡng 36%; các doanh nghiệp của họ đang ở nhánh lên. Các nghiên cứu tìm thấy kết quả bằng không hoặc âm (Mondal et al., 2022: các doanh nghiệp gia đình Ấn Độ) có thể đang nắm bắt các doanh nghiệp trên điểm ngưỡng trong một năm đợt WBES cao. Kết quả điều tiết ICRV của chúng tôi cung cấp sự tinh chỉnh thêm: bản thân điểm ngưỡng biến động từ khoảng 28% (Nhóm I) đến 55% (Nhóm V–VI), vì vậy các nghiên cứu tại các nền kinh tế tiên tiến về thể chế có khả năng tìm thấy các hiệu ứng đỉnh sớm hơn so với các nghiên cứu tại các nền kinh tế tiên phong.</w:t>
+        <w:t xml:space="preserve">Phát hiện trung tâm, hình chữ U ngược với điểm ngưỡng 40,0% cường độ doanh số nước ngoài (M5; dải 33,8–40,0%), vững trên 49 nền kinh tế và sáu nhóm ICRV, đưa ra giải pháp súc tích cho những mâu thuẫn rõ ràng trong tài liệu I–P châu Á. Các nghiên cứu tìm thấy hiệu ứng tuyến tính dương (Pangarkar, 2008: Singapore; Cho et al., 2023: Hàn Quốc) đang làm việc với các mẫu tập trung khá thấp dưới điểm ngưỡng; các doanh nghiệp của họ đang ở nhánh lên. Các nghiên cứu tìm thấy kết quả bằng không hoặc âm (Mondal et al., 2022: các doanh nghiệp gia đình Ấn Độ) có thể đang nắm bắt các doanh nghiệp trên điểm ngưỡng trong một năm đợt WBES cao. Kết quả điều tiết ICRV của chúng tôi cung cấp sự tinh chỉnh thêm: bản thân điểm ngưỡng biến động từ khoảng 28% (Nhóm I) đến 55% (Nhóm V–VI), vì vậy các nghiên cứu tại các nền kinh tế tiên tiến về thể chế có khả năng tìm thấy các hiệu ứng đỉnh sớm hơn so với các nghiên cứu tại các nền kinh tế tiên phong.</w:t>
       </w:r>
     </w:p>
     <w:bookmarkEnd w:id="43"/>
@@ -1383,15 +1383,15 @@
         <w:pStyle w:val="FirstParagraph"/>
       </w:pPr>
       <w:r>
-        <w:t xml:space="preserve">Chúng tôi nhận thấy rằng mối quan hệ I–P hình chữ U ngược giữ vững một cách vững chắc trên mẫu WBES 49 nền kinh tế, 102 đợt, với điểm ngưỡng khoảng 36% cường độ doanh số nước ngoài. Ba kết luận liên quan đến chính sách. Thứ nhất, đối với các doanh nghiệp trong giai đoạn lên (FSTS &lt; 36%), tăng cường quốc tế hóa giúp tăng năng suất; ưu tiên là loại bỏ các rào cản mở rộng xuất khẩu. Đối với các doanh nghiệp vượt qua điểm ngưỡng, ràng buộc không phải là tiếp cận thị trường mà là năng lực phối hợp. Thứ hai, xây dựng năng lực công nghệ nâng cao mức hiệu quả ở tất cả các mức FSTS mà không tái tạo đáng tin cậy đường cong; chính sách nên nhắm vào xây dựng năng lực như một đòn bẩy hiệu quả cơ sở hơn là can thiệp dịch chuyển đường cong. Thứ ba, áp dụng số vừa là nhân tố nâng cao hiệu quả phổ quát vừa là nhân tố tái tạo đường cong chính: DAI nén lợi nhuận nhánh lên và giảm nhẹ suy giảm hiệu quả nhánh xuống, với lợi nhuận mạnh hơn trong môi trường thể chế yếu hơn (DAI×ICRV, p =, 012).</w:t>
-      </w:r>
-    </w:p>
-    <w:p>
-      <w:pPr>
-        <w:pStyle w:val="BodyText"/>
-      </w:pPr>
-      <w:r>
-        <w:t xml:space="preserve">Bối cảnh chính sách ngắn hạn tăng thêm sự cấp bách cho các phát hiện này. Dữ liệu giám sát vĩ mô của Ngân hàng Thế giới (2026b) đối với Việt Nam, nền kinh tế Nhóm IV ICRV lớn nhất trong mẫu, cho thấy PMI sản xuất giảm xuống 45, 3 (thu hẹp) vào tháng 3/2026 khi đơn đặt hàng xuất khẩu mới sụp đổ sau khi mở cuộc điều tra của đại diện thương mại Mỹ; nhập khẩu hàng hóa đã tăng 27, 8% so với cùng kỳ năm trước trong cùng tháng, một phần do gián đoạn chuỗi cung ứng năng lượng từ xung đột eo biển Hormuz. Những điều kiện này chính xác là những điều kiện mà phía phải của hình chữ U ngược trở nên quan trọng: các doanh nghiệp bị đẩy trên mức FSTS tối ưu của họ bởi các cam kết xuất khẩu trước đó đối mặt với áp lực phối hợp và chi phí đầu vào khuếch đại. Kết quả điều tiết ICRV, rằng các doanh nghiệp Nhóm IV phải đối mặt với hình phạt nhánh xuống dốc hơn, ngụ ý rằng các nhà xuất khẩu Việt Nam hiện tại trên điểm ngưỡng FSTS 36% là những doanh nghiệp bị phơi bày nhiều nhất trước các cú sốc vĩ mô. Các chính sách thúc đẩy áp dụng năng lực số (DAI) có thể đệm đỡ sự suy giảm này bằng cách nén nhánh xuống, nhất quán với các ước lượng M8/M9 của chúng tôi.</w:t>
+        <w:t xml:space="preserve">Chúng tôi nhận thấy rằng mối quan hệ I–P hình chữ U ngược giữ vững một cách vững chắc trên mẫu WBES 49 nền kinh tế, 102 đợt, với điểm ngưỡng 40,0% cường độ doanh số nước ngoài ở mô hình đầy đủ (dải 33,8–40,0%). Ba kết luận liên quan đến chính sách. Thứ nhất, đối với các doanh nghiệp trong giai đoạn lên (FSTS dưới điểm ngưỡng ~40%), tăng cường quốc tế hóa giúp tăng năng suất; ưu tiên là loại bỏ các rào cản mở rộng xuất khẩu. Đối với các doanh nghiệp vượt qua điểm ngưỡng, ràng buộc không phải là tiếp cận thị trường mà là năng lực phối hợp. Thứ hai, xây dựng năng lực công nghệ nâng cao mức hiệu quả ở tất cả các mức FSTS mà không tái tạo đáng tin cậy đường cong; chính sách nên nhắm vào xây dựng năng lực như một đòn bẩy hiệu quả cơ sở hơn là can thiệp dịch chuyển đường cong. Thứ ba, áp dụng số vừa là nhân tố nâng cao hiệu quả phổ quát vừa là nhân tố tái tạo đường cong chính: DAI nén lợi nhuận nhánh lên và giảm nhẹ suy giảm hiệu quả nhánh xuống, với lợi nhuận mạnh hơn trong môi trường thể chế yếu hơn (DAI×ICRV, p =, 012).</w:t>
+      </w:r>
+    </w:p>
+    <w:p>
+      <w:pPr>
+        <w:pStyle w:val="BodyText"/>
+      </w:pPr>
+      <w:r>
+        <w:t xml:space="preserve">Bối cảnh chính sách ngắn hạn tăng thêm sự cấp bách cho các phát hiện này. Dữ liệu giám sát vĩ mô của Ngân hàng Thế giới (2026b) đối với Việt Nam, nền kinh tế Nhóm IV ICRV lớn nhất trong mẫu, cho thấy PMI sản xuất giảm xuống 45, 3 (thu hẹp) vào tháng 3/2026 khi đơn đặt hàng xuất khẩu mới sụp đổ sau khi mở cuộc điều tra của đại diện thương mại Mỹ; nhập khẩu hàng hóa đã tăng 27, 8% so với cùng kỳ năm trước trong cùng tháng, một phần do gián đoạn chuỗi cung ứng năng lượng từ xung đột eo biển Hormuz. Những điều kiện này chính xác là những điều kiện mà phía phải của hình chữ U ngược trở nên quan trọng: các doanh nghiệp bị đẩy trên mức FSTS tối ưu của họ bởi các cam kết xuất khẩu trước đó đối mặt với áp lực phối hợp và chi phí đầu vào khuếch đại. Kết quả điều tiết ICRV, rằng các doanh nghiệp Nhóm IV phải đối mặt với hình phạt nhánh xuống dốc hơn, ngụ ý rằng các nhà xuất khẩu Việt Nam hiện tại trên điểm ngưỡng FSTS là những doanh nghiệp bị phơi bày nhiều nhất trước các cú sốc vĩ mô. Các chính sách thúc đẩy áp dụng năng lực số (DAI) có thể đệm đỡ sự suy giảm này bằng cách nén nhánh xuống, nhất quán với các ước lượng M8/M9 của chúng tôi.</w:t>
       </w:r>
     </w:p>
     <w:p>
@@ -5247,7 +5247,10 @@
     </w:p>
     <w:bookmarkEnd w:id="53"/>
     <w:bookmarkEnd w:id="54"/>
-    <w:sectPr/>
+    <w:sectPr>
+      <w:pgSz w:h="16838" w:w="11906"/>
+      <w:pgMar w:bottom="1417" w:left="1417" w:right="1417" w:top="1417"/>
+    </w:sectPr>
   </w:body>
 </w:document>
 </file>
@@ -5462,29 +5465,59 @@
   <w:style w:default="1" w:styleId="Normal" w:type="paragraph">
     <w:name w:val="Normal"/>
     <w:qFormat/>
+    <w:pPr>
+      <w:spacing w:line="276" w:lineRule="auto"/>
+      <w:jc w:val="both"/>
+    </w:pPr>
+    <w:rPr>
+      <w:rFonts w:ascii="Times New Roman" w:eastAsia="Times New Roman" w:hAnsi="Times New Roman"/>
+      <w:color w:val="000000"/>
+      <w:sz w:val="24"/>
+    </w:rPr>
   </w:style>
   <w:style w:styleId="BodyText" w:type="paragraph">
     <w:name w:val="Body Text"/>
     <w:basedOn w:val="Normal"/>
     <w:link w:val="BodyTextChar"/>
     <w:pPr>
-      <w:spacing w:after="180" w:before="180"/>
+      <w:spacing w:after="180" w:before="180" w:line="276" w:lineRule="auto"/>
+      <w:jc w:val="both"/>
     </w:pPr>
     <w:qFormat/>
+    <w:rPr>
+      <w:rFonts w:ascii="Times New Roman" w:eastAsia="Times New Roman" w:hAnsi="Times New Roman"/>
+      <w:color w:val="000000"/>
+      <w:sz w:val="24"/>
+    </w:rPr>
   </w:style>
   <w:style w:customStyle="1" w:styleId="FirstParagraph" w:type="paragraph">
     <w:name w:val="First Paragraph"/>
     <w:basedOn w:val="BodyText"/>
     <w:next w:val="BodyText"/>
     <w:qFormat/>
+    <w:pPr>
+      <w:spacing w:line="276" w:lineRule="auto"/>
+      <w:jc w:val="both"/>
+    </w:pPr>
+    <w:rPr>
+      <w:rFonts w:ascii="Times New Roman" w:eastAsia="Times New Roman" w:hAnsi="Times New Roman"/>
+      <w:color w:val="000000"/>
+      <w:sz w:val="24"/>
+    </w:rPr>
   </w:style>
   <w:style w:customStyle="1" w:styleId="Compact" w:type="paragraph">
     <w:name w:val="Compact"/>
     <w:basedOn w:val="BodyText"/>
     <w:qFormat/>
     <w:pPr>
-      <w:spacing w:after="36" w:before="36"/>
+      <w:spacing w:after="36" w:before="36" w:line="276" w:lineRule="auto"/>
+      <w:jc w:val="both"/>
     </w:pPr>
+    <w:rPr>
+      <w:rFonts w:ascii="Times New Roman" w:eastAsia="Times New Roman" w:hAnsi="Times New Roman"/>
+      <w:color w:val="000000"/>
+      <w:sz w:val="24"/>
+    </w:rPr>
   </w:style>
   <w:style w:styleId="Title" w:type="paragraph">
     <w:name w:val="Title"/>
@@ -5494,15 +5527,15 @@
     <w:pPr>
       <w:keepNext/>
       <w:keepLines/>
-      <w:spacing w:after="240" w:before="480"/>
-      <w:jc w:val="center"/>
+      <w:spacing w:after="240" w:before="480" w:line="276" w:lineRule="auto"/>
+      <w:jc w:val="both"/>
     </w:pPr>
     <w:rPr>
-      <w:rFonts w:asciiTheme="majorHAnsi" w:cstheme="majorBidi" w:eastAsiaTheme="majorEastAsia" w:hAnsiTheme="majorHAnsi"/>
+      <w:rFonts w:ascii="Times New Roman" w:asciiTheme="majorHAnsi" w:cstheme="majorBidi" w:eastAsia="Times New Roman" w:eastAsiaTheme="majorEastAsia" w:hAnsi="Times New Roman" w:hAnsiTheme="majorHAnsi"/>
       <w:b/>
       <w:bCs/>
-      <w:color w:themeColor="accent1" w:themeShade="B5" w:val="345A8A"/>
-      <w:sz w:val="36"/>
+      <w:color w:val="000000"/>
+      <w:sz w:val="24"/>
       <w:szCs w:val="36"/>
     </w:rPr>
   </w:style>
@@ -5514,11 +5547,13 @@
     <w:pPr>
       <w:keepNext/>
       <w:keepLines/>
-      <w:spacing w:after="240" w:before="240"/>
-      <w:jc w:val="center"/>
+      <w:spacing w:after="240" w:before="240" w:line="276" w:lineRule="auto"/>
+      <w:jc w:val="both"/>
     </w:pPr>
     <w:rPr>
-      <w:sz w:val="30"/>
+      <w:rFonts w:ascii="Times New Roman" w:eastAsia="Times New Roman" w:hAnsi="Times New Roman"/>
+      <w:color w:val="000000"/>
+      <w:sz w:val="24"/>
       <w:szCs w:val="30"/>
     </w:rPr>
   </w:style>
@@ -5529,8 +5564,14 @@
     <w:pPr>
       <w:keepNext/>
       <w:keepLines/>
-      <w:jc w:val="center"/>
+      <w:spacing w:line="276" w:lineRule="auto"/>
+      <w:jc w:val="both"/>
     </w:pPr>
+    <w:rPr>
+      <w:rFonts w:ascii="Times New Roman" w:eastAsia="Times New Roman" w:hAnsi="Times New Roman"/>
+      <w:color w:val="000000"/>
+      <w:sz w:val="24"/>
+    </w:rPr>
   </w:style>
   <w:style w:styleId="Date" w:type="paragraph">
     <w:name w:val="Date"/>
@@ -5539,8 +5580,14 @@
     <w:pPr>
       <w:keepNext/>
       <w:keepLines/>
-      <w:jc w:val="center"/>
+      <w:spacing w:line="276" w:lineRule="auto"/>
+      <w:jc w:val="both"/>
     </w:pPr>
+    <w:rPr>
+      <w:rFonts w:ascii="Times New Roman" w:eastAsia="Times New Roman" w:hAnsi="Times New Roman"/>
+      <w:color w:val="000000"/>
+      <w:sz w:val="24"/>
+    </w:rPr>
   </w:style>
   <w:style w:customStyle="1" w:styleId="AbstractTitle" w:type="paragraph">
     <w:name w:val="Abstract Title"/>
@@ -5550,15 +5597,15 @@
     <w:pPr>
       <w:keepNext/>
       <w:keepLines/>
-      <w:jc w:val="center"/>
-      <w:spacing w:after="0" w:before="300"/>
+      <w:jc w:val="both"/>
+      <w:spacing w:after="0" w:before="300" w:line="276" w:lineRule="auto"/>
     </w:pPr>
     <w:rPr>
-      <w:sz w:val="20"/>
+      <w:color w:val="000000"/>
+      <w:sz w:val="24"/>
       <w:szCs w:val="20"/>
+      <w:rFonts w:ascii="Times New Roman" w:eastAsia="Times New Roman" w:hAnsi="Times New Roman"/>
       <w:b/>
-      <w:color w:val="345A8A"/>
-      &gt;
     </w:rPr>
   </w:style>
   <w:style w:customStyle="1" w:styleId="Abstract" w:type="paragraph">
@@ -5569,10 +5616,13 @@
     <w:pPr>
       <w:keepNext/>
       <w:keepLines/>
-      <w:spacing w:after="300" w:before="100"/>
+      <w:spacing w:after="300" w:before="100" w:line="276" w:lineRule="auto"/>
+      <w:jc w:val="both"/>
     </w:pPr>
     <w:rPr>
-      <w:sz w:val="20"/>
+      <w:rFonts w:ascii="Times New Roman" w:eastAsia="Times New Roman" w:hAnsi="Times New Roman"/>
+      <w:color w:val="000000"/>
+      <w:sz w:val="24"/>
       <w:szCs w:val="20"/>
     </w:rPr>
   </w:style>
@@ -5581,8 +5631,15 @@
     <w:basedOn w:val="Normal"/>
     <w:next w:val="Bibliography"/>
     <w:qFormat/>
-    <w:pPr/>
-    <w:rPr/>
+    <w:pPr>
+      <w:spacing w:line="276" w:lineRule="auto"/>
+      <w:jc w:val="both"/>
+    </w:pPr>
+    <w:rPr>
+      <w:rFonts w:ascii="Times New Roman" w:eastAsia="Times New Roman" w:hAnsi="Times New Roman"/>
+      <w:color w:val="000000"/>
+      <w:sz w:val="24"/>
+    </w:rPr>
   </w:style>
   <w:style w:styleId="Heading1" w:type="paragraph">
     <w:name w:val="Heading 1"/>
@@ -5593,15 +5650,16 @@
     <w:pPr>
       <w:keepNext/>
       <w:keepLines/>
-      <w:spacing w:after="0" w:before="480"/>
+      <w:spacing w:after="0" w:before="480" w:line="276" w:lineRule="auto"/>
+      <w:jc w:val="both"/>
       <w:outlineLvl w:val="0"/>
     </w:pPr>
     <w:rPr>
-      <w:rFonts w:asciiTheme="majorHAnsi" w:cstheme="majorBidi" w:eastAsiaTheme="majorEastAsia" w:hAnsiTheme="majorHAnsi"/>
+      <w:rFonts w:ascii="Times New Roman" w:asciiTheme="majorHAnsi" w:cstheme="majorBidi" w:eastAsia="Times New Roman" w:eastAsiaTheme="majorEastAsia" w:hAnsi="Times New Roman" w:hAnsiTheme="majorHAnsi"/>
       <w:b/>
       <w:bCs/>
-      <w:color w:themeColor="accent1" w:val="4F81BD"/>
-      <w:sz w:val="32"/>
+      <w:color w:val="000000"/>
+      <w:sz w:val="24"/>
       <w:szCs w:val="32"/>
     </w:rPr>
   </w:style>
@@ -5615,15 +5673,16 @@
     <w:pPr>
       <w:keepNext/>
       <w:keepLines/>
-      <w:spacing w:after="0" w:before="200"/>
+      <w:spacing w:after="0" w:before="200" w:line="276" w:lineRule="auto"/>
+      <w:jc w:val="both"/>
       <w:outlineLvl w:val="1"/>
     </w:pPr>
     <w:rPr>
-      <w:rFonts w:asciiTheme="majorHAnsi" w:cstheme="majorBidi" w:eastAsiaTheme="majorEastAsia" w:hAnsiTheme="majorHAnsi"/>
+      <w:rFonts w:ascii="Times New Roman" w:asciiTheme="majorHAnsi" w:cstheme="majorBidi" w:eastAsia="Times New Roman" w:eastAsiaTheme="majorEastAsia" w:hAnsi="Times New Roman" w:hAnsiTheme="majorHAnsi"/>
       <w:b/>
       <w:bCs/>
-      <w:color w:themeColor="accent1" w:val="4F81BD"/>
-      <w:sz w:val="28"/>
+      <w:color w:val="000000"/>
+      <w:sz w:val="24"/>
       <w:szCs w:val="28"/>
     </w:rPr>
   </w:style>
@@ -5637,14 +5696,15 @@
     <w:pPr>
       <w:keepNext/>
       <w:keepLines/>
-      <w:spacing w:after="0" w:before="200"/>
+      <w:spacing w:after="0" w:before="200" w:line="276" w:lineRule="auto"/>
+      <w:jc w:val="both"/>
       <w:outlineLvl w:val="2"/>
     </w:pPr>
     <w:rPr>
-      <w:rFonts w:asciiTheme="majorHAnsi" w:cstheme="majorBidi" w:eastAsiaTheme="majorEastAsia" w:hAnsiTheme="majorHAnsi"/>
+      <w:rFonts w:ascii="Times New Roman" w:asciiTheme="majorHAnsi" w:cstheme="majorBidi" w:eastAsia="Times New Roman" w:eastAsiaTheme="majorEastAsia" w:hAnsi="Times New Roman" w:hAnsiTheme="majorHAnsi"/>
       <w:b/>
       <w:bCs/>
-      <w:color w:themeColor="accent1" w:val="4F81BD"/>
+      <w:color w:val="000000"/>
       <w:sz w:val="24"/>
       <w:szCs w:val="24"/>
     </w:rPr>
@@ -5659,14 +5719,15 @@
     <w:pPr>
       <w:keepNext/>
       <w:keepLines/>
-      <w:spacing w:after="0" w:before="200"/>
+      <w:spacing w:after="0" w:before="200" w:line="276" w:lineRule="auto"/>
+      <w:jc w:val="both"/>
       <w:outlineLvl w:val="3"/>
     </w:pPr>
     <w:rPr>
-      <w:rFonts w:asciiTheme="majorHAnsi" w:cstheme="majorBidi" w:eastAsiaTheme="majorEastAsia" w:hAnsiTheme="majorHAnsi"/>
+      <w:rFonts w:ascii="Times New Roman" w:asciiTheme="majorHAnsi" w:cstheme="majorBidi" w:eastAsia="Times New Roman" w:eastAsiaTheme="majorEastAsia" w:hAnsi="Times New Roman" w:hAnsiTheme="majorHAnsi"/>
       <w:i/>
       <w:bCs/>
-      <w:color w:themeColor="accent1" w:val="4F81BD"/>
+      <w:color w:val="000000"/>
       <w:sz w:val="24"/>
       <w:szCs w:val="24"/>
     </w:rPr>
@@ -5681,13 +5742,14 @@
     <w:pPr>
       <w:keepNext/>
       <w:keepLines/>
-      <w:spacing w:after="0" w:before="200"/>
+      <w:spacing w:after="0" w:before="200" w:line="276" w:lineRule="auto"/>
+      <w:jc w:val="both"/>
       <w:outlineLvl w:val="4"/>
     </w:pPr>
     <w:rPr>
-      <w:rFonts w:asciiTheme="majorHAnsi" w:cstheme="majorBidi" w:eastAsiaTheme="majorEastAsia" w:hAnsiTheme="majorHAnsi"/>
+      <w:rFonts w:ascii="Times New Roman" w:asciiTheme="majorHAnsi" w:cstheme="majorBidi" w:eastAsia="Times New Roman" w:eastAsiaTheme="majorEastAsia" w:hAnsi="Times New Roman" w:hAnsiTheme="majorHAnsi"/>
       <w:iCs/>
-      <w:color w:themeColor="accent1" w:val="4F81BD"/>
+      <w:color w:val="000000"/>
       <w:sz w:val="24"/>
       <w:szCs w:val="24"/>
     </w:rPr>
@@ -5702,12 +5764,13 @@
     <w:pPr>
       <w:keepNext/>
       <w:keepLines/>
-      <w:spacing w:after="0" w:before="200"/>
+      <w:spacing w:after="0" w:before="200" w:line="276" w:lineRule="auto"/>
+      <w:jc w:val="both"/>
       <w:outlineLvl w:val="5"/>
     </w:pPr>
     <w:rPr>
-      <w:rFonts w:asciiTheme="majorHAnsi" w:cstheme="majorBidi" w:eastAsiaTheme="majorEastAsia" w:hAnsiTheme="majorHAnsi"/>
-      <w:color w:themeColor="accent1" w:val="4F81BD"/>
+      <w:rFonts w:ascii="Times New Roman" w:asciiTheme="majorHAnsi" w:cstheme="majorBidi" w:eastAsia="Times New Roman" w:eastAsiaTheme="majorEastAsia" w:hAnsi="Times New Roman" w:hAnsiTheme="majorHAnsi"/>
+      <w:color w:val="000000"/>
       <w:sz w:val="24"/>
       <w:szCs w:val="24"/>
     </w:rPr>
@@ -5722,12 +5785,13 @@
     <w:pPr>
       <w:keepNext/>
       <w:keepLines/>
-      <w:spacing w:after="0" w:before="200"/>
+      <w:spacing w:after="0" w:before="200" w:line="276" w:lineRule="auto"/>
+      <w:jc w:val="both"/>
       <w:outlineLvl w:val="6"/>
     </w:pPr>
     <w:rPr>
-      <w:rFonts w:asciiTheme="majorHAnsi" w:cstheme="majorBidi" w:eastAsiaTheme="majorEastAsia" w:hAnsiTheme="majorHAnsi"/>
-      <w:color w:themeColor="accent1" w:val="4F81BD"/>
+      <w:rFonts w:ascii="Times New Roman" w:asciiTheme="majorHAnsi" w:cstheme="majorBidi" w:eastAsia="Times New Roman" w:eastAsiaTheme="majorEastAsia" w:hAnsi="Times New Roman" w:hAnsiTheme="majorHAnsi"/>
+      <w:color w:val="000000"/>
       <w:sz w:val="24"/>
       <w:szCs w:val="24"/>
     </w:rPr>
@@ -5742,12 +5806,13 @@
     <w:pPr>
       <w:keepNext/>
       <w:keepLines/>
-      <w:spacing w:after="0" w:before="200"/>
+      <w:spacing w:after="0" w:before="200" w:line="276" w:lineRule="auto"/>
+      <w:jc w:val="both"/>
       <w:outlineLvl w:val="7"/>
     </w:pPr>
     <w:rPr>
-      <w:rFonts w:asciiTheme="majorHAnsi" w:cstheme="majorBidi" w:eastAsiaTheme="majorEastAsia" w:hAnsiTheme="majorHAnsi"/>
-      <w:color w:themeColor="accent1" w:val="4F81BD"/>
+      <w:rFonts w:ascii="Times New Roman" w:asciiTheme="majorHAnsi" w:cstheme="majorBidi" w:eastAsia="Times New Roman" w:eastAsiaTheme="majorEastAsia" w:hAnsi="Times New Roman" w:hAnsiTheme="majorHAnsi"/>
+      <w:color w:val="000000"/>
       <w:sz w:val="24"/>
       <w:szCs w:val="24"/>
     </w:rPr>
@@ -5762,12 +5827,13 @@
     <w:pPr>
       <w:keepNext/>
       <w:keepLines/>
-      <w:spacing w:after="0" w:before="200"/>
+      <w:spacing w:after="0" w:before="200" w:line="276" w:lineRule="auto"/>
+      <w:jc w:val="both"/>
       <w:outlineLvl w:val="8"/>
     </w:pPr>
     <w:rPr>
-      <w:rFonts w:asciiTheme="majorHAnsi" w:cstheme="majorBidi" w:eastAsiaTheme="majorEastAsia" w:hAnsiTheme="majorHAnsi"/>
-      <w:color w:themeColor="accent1" w:val="4F81BD"/>
+      <w:rFonts w:ascii="Times New Roman" w:asciiTheme="majorHAnsi" w:cstheme="majorBidi" w:eastAsia="Times New Roman" w:eastAsiaTheme="majorEastAsia" w:hAnsi="Times New Roman" w:hAnsiTheme="majorHAnsi"/>
+      <w:color w:val="000000"/>
       <w:sz w:val="24"/>
       <w:szCs w:val="24"/>
     </w:rPr>
@@ -5780,9 +5846,15 @@
     <w:unhideWhenUsed/>
     <w:qFormat/>
     <w:pPr>
-      <w:spacing w:after="100" w:before="100"/>
+      <w:spacing w:after="100" w:before="100" w:line="276" w:lineRule="auto"/>
       <w:ind w:firstLine="0" w:left="480" w:right="480"/>
+      <w:jc w:val="both"/>
     </w:pPr>
+    <w:rPr>
+      <w:rFonts w:ascii="Times New Roman" w:eastAsia="Times New Roman" w:hAnsi="Times New Roman"/>
+      <w:color w:val="000000"/>
+      <w:sz w:val="24"/>
+    </w:rPr>
   </w:style>
   <w:style w:styleId="FootnoteText" w:type="paragraph">
     <w:name w:val="Footnote Text"/>
@@ -5791,11 +5863,25 @@
     <w:uiPriority w:val="9"/>
     <w:unhideWhenUsed/>
     <w:qFormat/>
+    <w:pPr>
+      <w:spacing w:line="276" w:lineRule="auto"/>
+      <w:jc w:val="both"/>
+    </w:pPr>
+    <w:rPr>
+      <w:rFonts w:ascii="Times New Roman" w:eastAsia="Times New Roman" w:hAnsi="Times New Roman"/>
+      <w:color w:val="000000"/>
+      <w:sz w:val="24"/>
+    </w:rPr>
   </w:style>
   <w:style w:default="1" w:styleId="DefaultParagraphFont" w:type="character">
     <w:name w:val="Default Paragraph Font"/>
     <w:semiHidden/>
     <w:unhideWhenUsed/>
+    <w:rPr>
+      <w:rFonts w:ascii="Times New Roman" w:eastAsia="Times New Roman" w:hAnsi="Times New Roman"/>
+      <w:color w:val="000000"/>
+      <w:sz w:val="24"/>
+    </w:rPr>
   </w:style>
   <w:style w:default="1" w:styleId="Table" w:type="table">
     <w:name w:val="Table"/>
@@ -5803,6 +5889,15 @@
     <w:semiHidden/>
     <w:unhideWhenUsed/>
     <w:qFormat/>
+    <w:pPr>
+      <w:spacing w:line="276" w:lineRule="auto"/>
+      <w:jc w:val="both"/>
+    </w:pPr>
+    <w:rPr>
+      <w:rFonts w:ascii="Times New Roman" w:eastAsia="Times New Roman" w:hAnsi="Times New Roman"/>
+      <w:color w:val="000000"/>
+      <w:sz w:val="24"/>
+    </w:rPr>
     <w:tblPr>
       <w:tblInd w:type="dxa" w:w="0"/>
       <w:tblCellMar>
@@ -5835,25 +5930,42 @@
     <w:pPr>
       <w:keepNext/>
       <w:keepLines/>
-      <w:spacing w:after="0"/>
+      <w:spacing w:after="0" w:line="276" w:lineRule="auto"/>
+      <w:jc w:val="both"/>
     </w:pPr>
     <w:rPr>
+      <w:rFonts w:ascii="Times New Roman" w:eastAsia="Times New Roman" w:hAnsi="Times New Roman"/>
       <w:b/>
+      <w:color w:val="000000"/>
+      <w:sz w:val="24"/>
     </w:rPr>
   </w:style>
   <w:style w:customStyle="1" w:styleId="Definition" w:type="paragraph">
     <w:name w:val="Definition"/>
     <w:basedOn w:val="Normal"/>
+    <w:pPr>
+      <w:spacing w:line="276" w:lineRule="auto"/>
+      <w:jc w:val="both"/>
+    </w:pPr>
+    <w:rPr>
+      <w:rFonts w:ascii="Times New Roman" w:eastAsia="Times New Roman" w:hAnsi="Times New Roman"/>
+      <w:color w:val="000000"/>
+      <w:sz w:val="24"/>
+    </w:rPr>
   </w:style>
   <w:style w:styleId="Caption" w:type="paragraph">
     <w:name w:val="Caption"/>
     <w:basedOn w:val="Normal"/>
     <w:link w:val="BodyTextChar"/>
     <w:pPr>
-      <w:spacing w:after="120" w:before="0"/>
+      <w:spacing w:after="120" w:before="0" w:line="276" w:lineRule="auto"/>
+      <w:jc w:val="both"/>
     </w:pPr>
     <w:rPr>
+      <w:rFonts w:ascii="Times New Roman" w:eastAsia="Times New Roman" w:hAnsi="Times New Roman"/>
       <w:i/>
+      <w:color w:val="000000"/>
+      <w:sz w:val="24"/>
     </w:rPr>
   </w:style>
   <w:style w:customStyle="1" w:styleId="TableCaption" w:type="paragraph">
@@ -5861,44 +5973,90 @@
     <w:basedOn w:val="Caption"/>
     <w:pPr>
       <w:keepNext/>
+      <w:spacing w:line="276" w:lineRule="auto"/>
+      <w:jc w:val="both"/>
     </w:pPr>
+    <w:rPr>
+      <w:rFonts w:ascii="Times New Roman" w:eastAsia="Times New Roman" w:hAnsi="Times New Roman"/>
+      <w:color w:val="000000"/>
+      <w:sz w:val="24"/>
+    </w:rPr>
   </w:style>
   <w:style w:customStyle="1" w:styleId="ImageCaption" w:type="paragraph">
     <w:name w:val="Image Caption"/>
     <w:basedOn w:val="Caption"/>
+    <w:pPr>
+      <w:spacing w:line="276" w:lineRule="auto"/>
+      <w:jc w:val="both"/>
+    </w:pPr>
+    <w:rPr>
+      <w:rFonts w:ascii="Times New Roman" w:eastAsia="Times New Roman" w:hAnsi="Times New Roman"/>
+      <w:color w:val="000000"/>
+      <w:sz w:val="24"/>
+    </w:rPr>
   </w:style>
   <w:style w:customStyle="1" w:styleId="Figure" w:type="paragraph">
     <w:name w:val="Figure"/>
     <w:basedOn w:val="Normal"/>
+    <w:pPr>
+      <w:spacing w:line="276" w:lineRule="auto"/>
+      <w:jc w:val="both"/>
+    </w:pPr>
+    <w:rPr>
+      <w:rFonts w:ascii="Times New Roman" w:eastAsia="Times New Roman" w:hAnsi="Times New Roman"/>
+      <w:color w:val="000000"/>
+      <w:sz w:val="24"/>
+    </w:rPr>
   </w:style>
   <w:style w:customStyle="1" w:styleId="CaptionedFigure" w:type="paragraph">
     <w:name w:val="Captioned Figure"/>
     <w:basedOn w:val="Figure"/>
     <w:pPr>
       <w:keepNext/>
+      <w:spacing w:line="276" w:lineRule="auto"/>
+      <w:jc w:val="both"/>
     </w:pPr>
+    <w:rPr>
+      <w:rFonts w:ascii="Times New Roman" w:eastAsia="Times New Roman" w:hAnsi="Times New Roman"/>
+      <w:color w:val="000000"/>
+      <w:sz w:val="24"/>
+    </w:rPr>
   </w:style>
   <w:style w:customStyle="1" w:styleId="BodyTextChar" w:type="character">
     <w:name w:val="Body Text Char"/>
     <w:basedOn w:val="DefaultParagraphFont"/>
     <w:link w:val="BodyText"/>
+    <w:rPr>
+      <w:rFonts w:ascii="Times New Roman" w:eastAsia="Times New Roman" w:hAnsi="Times New Roman"/>
+      <w:color w:val="000000"/>
+      <w:sz w:val="24"/>
+    </w:rPr>
   </w:style>
   <w:style w:customStyle="1" w:styleId="VerbatimChar" w:type="character">
     <w:name w:val="Verbatim Char"/>
     <w:basedOn w:val="BodyTextChar"/>
     <w:rPr>
-      <w:rFonts w:ascii="Consolas" w:hAnsi="Consolas"/>
-      <w:sz w:val="22"/>
+      <w:rFonts w:ascii="Times New Roman" w:eastAsia="Times New Roman" w:hAnsi="Times New Roman"/>
+      <w:color w:val="000000"/>
+      <w:sz w:val="24"/>
     </w:rPr>
   </w:style>
   <w:style w:customStyle="1" w:styleId="SectionNumber" w:type="character">
     <w:name w:val="Section Number"/>
     <w:basedOn w:val="BodyTextChar"/>
+    <w:rPr>
+      <w:rFonts w:ascii="Times New Roman" w:eastAsia="Times New Roman" w:hAnsi="Times New Roman"/>
+      <w:color w:val="000000"/>
+      <w:sz w:val="24"/>
+    </w:rPr>
   </w:style>
   <w:style w:styleId="FootnoteReference" w:type="character">
     <w:name w:val="Footnote Reference"/>
     <w:basedOn w:val="BodyTextChar"/>
     <w:rPr>
+      <w:rFonts w:ascii="Times New Roman" w:eastAsia="Times New Roman" w:hAnsi="Times New Roman"/>
+      <w:color w:val="000000"/>
+      <w:sz w:val="24"/>
       <w:vertAlign w:val="superscript"/>
     </w:rPr>
   </w:style>
@@ -5906,7 +6064,9 @@
     <w:name w:val="Hyperlink"/>
     <w:basedOn w:val="BodyTextChar"/>
     <w:rPr>
-      <w:color w:themeColor="accent1" w:val="4F81BD"/>
+      <w:rFonts w:ascii="Times New Roman" w:eastAsia="Times New Roman" w:hAnsi="Times New Roman"/>
+      <w:color w:val="000000"/>
+      <w:sz w:val="24"/>
     </w:rPr>
   </w:style>
   <w:style w:styleId="TOCHeading" w:type="paragraph">
@@ -5917,14 +6077,16 @@
     <w:unhideWhenUsed/>
     <w:qFormat/>
     <w:pPr>
-      <w:spacing w:before="240" w:line="259" w:lineRule="auto"/>
+      <w:spacing w:before="240" w:line="276" w:lineRule="auto"/>
+      <w:jc w:val="both"/>
       <w:outlineLvl w:val="9"/>
     </w:pPr>
     <w:rPr>
-      <w:rFonts w:asciiTheme="majorHAnsi" w:cstheme="majorBidi" w:eastAsiaTheme="majorEastAsia" w:hAnsiTheme="majorHAnsi"/>
+      <w:rFonts w:ascii="Times New Roman" w:asciiTheme="majorHAnsi" w:cstheme="majorBidi" w:eastAsia="Times New Roman" w:eastAsiaTheme="majorEastAsia" w:hAnsi="Times New Roman" w:hAnsiTheme="majorHAnsi"/>
       <w:b w:val="0"/>
       <w:bCs w:val="0"/>
-      <w:color w:themeColor="accent1" w:themeShade="BF" w:val="365F91"/>
+      <w:color w:val="000000"/>
+      <w:sz w:val="24"/>
     </w:rPr>
   </w:style>
   <w:style w:type="paragraph" w:customStyle="1" w:styleId="SourceCode">
